--- a/KalininaLabs/КалининаЛаб3.docx
+++ b/KalininaLabs/КалининаЛаб3.docx
@@ -5,15 +5,19 @@
     <w:p>
       <w:pPr>
         <w:spacing w:before="0" w:after="80" w:line="240" w:lineRule="auto"/>
-        <w:ind w:firstLine="0"/>
+        <w:ind w:firstLine="0" w:left="0"/>
         <w:jc w:val="center"/>
+        <w:rPr>
+          <w:lang w:val="ru-RU"/>
+        </w:rPr>
       </w:pPr>
       <w:r>
         <w:rPr>
-          <w:rFonts w:ascii="Times New Roman" w:hAnsi="Times New Roman" w:eastAsia="Times New Roman"/>
+          <w:rFonts w:ascii="Times New Roman" w:hAnsi="Times New Roman" w:eastAsia="Times New Roman" w:cs="Times New Roman"/>
           <w:b/>
           <w:i w:val="0"/>
           <w:sz w:val="28"/>
+          <w:lang w:val="ru-RU"/>
         </w:rPr>
         <w:t>ЛАБОРАТОРНАЯ РАБОТА № 3</w:t>
       </w:r>
@@ -21,56 +25,89 @@
     <w:p>
       <w:pPr>
         <w:spacing w:before="0" w:after="80" w:line="240" w:lineRule="auto"/>
-        <w:ind w:firstLine="0"/>
+        <w:ind w:firstLine="0" w:left="0"/>
         <w:jc w:val="center"/>
+        <w:rPr>
+          <w:lang w:val="ru-RU"/>
+        </w:rPr>
       </w:pPr>
       <w:r>
         <w:rPr>
-          <w:rFonts w:ascii="Times New Roman" w:hAnsi="Times New Roman" w:eastAsia="Times New Roman"/>
+          <w:rFonts w:ascii="Times New Roman" w:hAnsi="Times New Roman" w:eastAsia="Times New Roman" w:cs="Times New Roman"/>
           <w:b/>
           <w:i w:val="0"/>
           <w:sz w:val="28"/>
+          <w:lang w:val="ru-RU"/>
         </w:rPr>
         <w:t>Основы контейнеризации</w:t>
       </w:r>
     </w:p>
     <w:p>
       <w:pPr>
-        <w:spacing w:before="0" w:after="160" w:line="240" w:lineRule="auto"/>
-        <w:ind w:firstLine="0"/>
+        <w:spacing w:before="0" w:after="240" w:line="240" w:lineRule="auto"/>
+        <w:ind w:firstLine="0" w:left="0"/>
         <w:jc w:val="center"/>
+        <w:rPr>
+          <w:lang w:val="ru-RU"/>
+        </w:rPr>
       </w:pPr>
       <w:r>
         <w:rPr>
-          <w:rFonts w:ascii="Times New Roman" w:hAnsi="Times New Roman" w:eastAsia="Times New Roman"/>
+          <w:rFonts w:ascii="Times New Roman" w:hAnsi="Times New Roman" w:eastAsia="Times New Roman" w:cs="Times New Roman"/>
           <w:b/>
           <w:i w:val="0"/>
           <w:sz w:val="28"/>
+          <w:lang w:val="ru-RU"/>
         </w:rPr>
         <w:t>запуск, сборка образов и многоконтейнерные приложения в Docker</w:t>
       </w:r>
     </w:p>
     <w:p>
       <w:pPr>
-        <w:spacing w:before="0" w:after="120" w:line="240" w:lineRule="auto"/>
-        <w:ind w:firstLine="567"/>
-        <w:jc w:val="both"/>
+        <w:spacing w:before="0" w:after="240" w:line="240" w:lineRule="auto"/>
+        <w:ind w:firstLine="0" w:left="0"/>
+        <w:jc w:val="right"/>
+        <w:rPr>
+          <w:lang w:val="ru-RU"/>
+        </w:rPr>
       </w:pPr>
       <w:r>
         <w:rPr>
-          <w:rFonts w:ascii="Times New Roman" w:hAnsi="Times New Roman" w:eastAsia="Times New Roman"/>
+          <w:rFonts w:ascii="Times New Roman" w:hAnsi="Times New Roman" w:eastAsia="Times New Roman" w:cs="Times New Roman"/>
+          <w:b w:val="0"/>
+          <w:i w:val="0"/>
+          <w:sz w:val="28"/>
+          <w:lang w:val="ru-RU"/>
+        </w:rPr>
+        <w:t>Выполнила: Калинина Ирина, группа ГИ-41</w:t>
+      </w:r>
+    </w:p>
+    <w:p>
+      <w:pPr>
+        <w:spacing w:before="0" w:after="120" w:line="240" w:lineRule="auto"/>
+        <w:ind w:firstLine="567" w:left="0"/>
+        <w:jc w:val="both"/>
+        <w:rPr>
+          <w:lang w:val="ru-RU"/>
+        </w:rPr>
+      </w:pPr>
+      <w:r>
+        <w:rPr>
+          <w:rFonts w:ascii="Times New Roman" w:hAnsi="Times New Roman" w:eastAsia="Times New Roman" w:cs="Times New Roman"/>
           <w:b/>
           <w:i w:val="0"/>
           <w:sz w:val="28"/>
+          <w:lang w:val="ru-RU"/>
         </w:rPr>
         <w:t xml:space="preserve">Цель работы: </w:t>
       </w:r>
       <w:r>
         <w:rPr>
-          <w:rFonts w:ascii="Times New Roman" w:hAnsi="Times New Roman" w:eastAsia="Times New Roman"/>
+          <w:rFonts w:ascii="Times New Roman" w:hAnsi="Times New Roman" w:eastAsia="Times New Roman" w:cs="Times New Roman"/>
           <w:b w:val="0"/>
           <w:i w:val="0"/>
           <w:sz w:val="28"/>
+          <w:lang w:val="ru-RU"/>
         </w:rPr>
         <w:t>изучить базовые принципы работы с Docker, освоить запуск и управление контейнерами, создание пользовательских образов с помощью Dockerfile и развертывание связанных сервисов через Docker Compose.</w:t>
       </w:r>
@@ -78,24 +115,29 @@
     <w:p>
       <w:pPr>
         <w:spacing w:before="0" w:after="120" w:line="240" w:lineRule="auto"/>
-        <w:ind w:firstLine="567"/>
+        <w:ind w:firstLine="567" w:left="0"/>
         <w:jc w:val="both"/>
+        <w:rPr>
+          <w:lang w:val="ru-RU"/>
+        </w:rPr>
       </w:pPr>
       <w:r>
         <w:rPr>
-          <w:rFonts w:ascii="Times New Roman" w:hAnsi="Times New Roman" w:eastAsia="Times New Roman"/>
+          <w:rFonts w:ascii="Times New Roman" w:hAnsi="Times New Roman" w:eastAsia="Times New Roman" w:cs="Times New Roman"/>
           <w:b/>
           <w:i w:val="0"/>
           <w:sz w:val="28"/>
+          <w:lang w:val="ru-RU"/>
         </w:rPr>
         <w:t xml:space="preserve">Задание: </w:t>
       </w:r>
       <w:r>
         <w:rPr>
-          <w:rFonts w:ascii="Times New Roman" w:hAnsi="Times New Roman" w:eastAsia="Times New Roman"/>
+          <w:rFonts w:ascii="Times New Roman" w:hAnsi="Times New Roman" w:eastAsia="Times New Roman" w:cs="Times New Roman"/>
           <w:b w:val="0"/>
           <w:i w:val="0"/>
           <w:sz w:val="28"/>
+          <w:lang w:val="ru-RU"/>
         </w:rPr>
         <w:t>запустить готовый Nginx, отдать свою HTML-страницу через том, собрать собственный образ transport-app, поднять связку веб-сервер + Redis через Docker Compose и зафиксировать файлы в репозитории.</w:t>
       </w:r>
@@ -103,31 +145,39 @@
     <w:p>
       <w:pPr>
         <w:spacing w:before="0" w:after="120" w:line="240" w:lineRule="auto"/>
-        <w:ind w:firstLine="567"/>
+        <w:ind w:firstLine="567" w:left="0"/>
         <w:jc w:val="both"/>
+        <w:rPr>
+          <w:lang w:val="ru-RU"/>
+        </w:rPr>
       </w:pPr>
       <w:r>
         <w:rPr>
-          <w:rFonts w:ascii="Times New Roman" w:hAnsi="Times New Roman" w:eastAsia="Times New Roman"/>
+          <w:rFonts w:ascii="Times New Roman" w:hAnsi="Times New Roman" w:eastAsia="Times New Roman" w:cs="Times New Roman"/>
           <w:b w:val="0"/>
           <w:i w:val="0"/>
           <w:sz w:val="28"/>
+          <w:lang w:val="ru-RU"/>
         </w:rPr>
-        <w:t>Работа выполнена локально в Docker Desktop (Docker 27.5.1, Compose v2.32.4).</w:t>
+        <w:t>Работа выполнена локально в Docker Desktop (Docker 27.5.1, Compose v2.32.4). Google Cloud Shell и GitHub Codespaces не использовались: для них нужен отдельный вход в браузере. Команды и проверка страницы те же, что в методичке.</w:t>
       </w:r>
     </w:p>
     <w:p>
       <w:pPr>
         <w:spacing w:before="240" w:after="120" w:line="240" w:lineRule="auto"/>
-        <w:ind w:firstLine="0"/>
+        <w:ind w:firstLine="0" w:left="0"/>
         <w:jc w:val="left"/>
+        <w:rPr>
+          <w:lang w:val="ru-RU"/>
+        </w:rPr>
       </w:pPr>
       <w:r>
         <w:rPr>
-          <w:rFonts w:ascii="Times New Roman" w:hAnsi="Times New Roman" w:eastAsia="Times New Roman"/>
+          <w:rFonts w:ascii="Times New Roman" w:hAnsi="Times New Roman" w:eastAsia="Times New Roman" w:cs="Times New Roman"/>
           <w:b/>
           <w:i w:val="0"/>
           <w:sz w:val="28"/>
+          <w:lang w:val="ru-RU"/>
         </w:rPr>
         <w:t>1. Запуск базового контейнера</w:t>
       </w:r>
@@ -135,289 +185,187 @@
     <w:p>
       <w:pPr>
         <w:spacing w:before="0" w:after="120" w:line="240" w:lineRule="auto"/>
-        <w:ind w:firstLine="567"/>
+        <w:ind w:firstLine="567" w:left="0"/>
         <w:jc w:val="both"/>
+        <w:rPr>
+          <w:lang w:val="ru-RU"/>
+        </w:rPr>
       </w:pPr>
       <w:r>
         <w:rPr>
-          <w:rFonts w:ascii="Times New Roman" w:hAnsi="Times New Roman" w:eastAsia="Times New Roman"/>
+          <w:rFonts w:ascii="Times New Roman" w:hAnsi="Times New Roman" w:eastAsia="Times New Roman" w:cs="Times New Roman"/>
           <w:b w:val="0"/>
           <w:i w:val="0"/>
           <w:sz w:val="28"/>
+          <w:lang w:val="ru-RU"/>
         </w:rPr>
-        <w:t>Проверена версия Docker. Запущен готовый образ nginx: порт 8080 хоста проброшен на порт 80 контейнера. Страница открылась с кодом 200 и заголовком Welcome to nginx. После проверки контейнер остановлен по идентификатору.</w:t>
+        <w:t>Проверена версия Docker. Запущен готовый веб-сервер: порт 8080 хоста проброшен на порт 80 контейнера. Контейнер получил идентификатор 1bb00de755d5 и имя epic_dijkstra.</w:t>
       </w:r>
     </w:p>
-    <w:tbl>
-      <w:tblPr>
-        <w:tblW w:type="pct" w:w="5000"/>
+    <w:p>
+      <w:pPr>
+        <w:spacing w:before="120" w:after="0" w:line="240" w:lineRule="auto"/>
+        <w:ind w:firstLine="0" w:left="0"/>
         <w:jc w:val="center"/>
-        <w:tblLook w:firstColumn="1" w:firstRow="1" w:lastColumn="0" w:lastRow="0" w:noHBand="0" w:noVBand="1" w:val="04A0"/>
-      </w:tblPr>
-      <w:tblGrid>
-        <w:gridCol w:w="9355"/>
-      </w:tblGrid>
-      <w:tr>
-        <w:tc>
-          <w:tcPr>
-            <w:tcW w:type="dxa" w:w="9355"/>
-            <w:shd w:fill="F4F4F4" w:val="clear"/>
-            <w:tcBorders>
-              <w:top w:val="single" w:sz="4" w:space="0" w:color="BFBFBF"/>
-              <w:left w:val="single" w:sz="4" w:space="0" w:color="BFBFBF"/>
-              <w:bottom w:val="single" w:sz="4" w:space="0" w:color="BFBFBF"/>
-              <w:right w:val="single" w:sz="4" w:space="0" w:color="BFBFBF"/>
-            </w:tcBorders>
-            <w:vAlign w:val="top"/>
-            <w:tcMar>
-              <w:top w:w="80" w:type="dxa"/>
-              <w:left w:w="120" w:type="dxa"/>
-              <w:bottom w:w="80" w:type="dxa"/>
-              <w:right w:w="120" w:type="dxa"/>
-            </w:tcMar>
-          </w:tcPr>
-          <w:p>
-            <w:pPr>
-              <w:spacing w:before="40" w:after="0" w:line="240" w:lineRule="auto"/>
-              <w:ind w:firstLine="0"/>
-              <w:jc w:val="left"/>
-            </w:pPr>
-            <w:r>
-              <w:rPr>
-                <w:rFonts w:ascii="Times New Roman" w:hAnsi="Times New Roman" w:eastAsia="Times New Roman"/>
-                <w:b w:val="0"/>
-                <w:i w:val="0"/>
-                <w:sz w:val="24"/>
-              </w:rPr>
-              <w:t>docker --version</w:t>
-            </w:r>
-          </w:p>
-          <w:p>
-            <w:pPr>
-              <w:spacing w:before="0" w:after="0" w:line="240" w:lineRule="auto"/>
-              <w:ind w:firstLine="0"/>
-              <w:jc w:val="left"/>
-            </w:pPr>
-            <w:r>
-              <w:rPr>
-                <w:rFonts w:ascii="Times New Roman" w:hAnsi="Times New Roman" w:eastAsia="Times New Roman"/>
-                <w:b w:val="0"/>
-                <w:i w:val="0"/>
-                <w:sz w:val="24"/>
-              </w:rPr>
-              <w:t>Docker version 27.5.1, build 9f9e405</w:t>
-            </w:r>
-          </w:p>
-          <w:p>
-            <w:pPr>
-              <w:spacing w:before="0" w:after="0" w:line="240" w:lineRule="auto"/>
-              <w:ind w:firstLine="0"/>
-              <w:jc w:val="left"/>
-            </w:pPr>
-            <w:r>
-              <w:rPr>
-                <w:rFonts w:ascii="Times New Roman" w:hAnsi="Times New Roman" w:eastAsia="Times New Roman"/>
-                <w:b w:val="0"/>
-                <w:i w:val="0"/>
-                <w:sz w:val="24"/>
-              </w:rPr>
-            </w:r>
-          </w:p>
-          <w:p>
-            <w:pPr>
-              <w:spacing w:before="0" w:after="0" w:line="240" w:lineRule="auto"/>
-              <w:ind w:firstLine="0"/>
-              <w:jc w:val="left"/>
-            </w:pPr>
-            <w:r>
-              <w:rPr>
-                <w:rFonts w:ascii="Times New Roman" w:hAnsi="Times New Roman" w:eastAsia="Times New Roman"/>
-                <w:b w:val="0"/>
-                <w:i w:val="0"/>
-                <w:sz w:val="24"/>
-              </w:rPr>
-              <w:t>docker run -d -p 8080:80 nginx</w:t>
-            </w:r>
-          </w:p>
-          <w:p>
-            <w:pPr>
-              <w:spacing w:before="0" w:after="0" w:line="240" w:lineRule="auto"/>
-              <w:ind w:firstLine="0"/>
-              <w:jc w:val="left"/>
-            </w:pPr>
-            <w:r>
-              <w:rPr>
-                <w:rFonts w:ascii="Times New Roman" w:hAnsi="Times New Roman" w:eastAsia="Times New Roman"/>
-                <w:b w:val="0"/>
-                <w:i w:val="0"/>
-                <w:sz w:val="24"/>
-              </w:rPr>
-              <w:t>1bb00de755d5</w:t>
-            </w:r>
-          </w:p>
-          <w:p>
-            <w:pPr>
-              <w:spacing w:before="0" w:after="0" w:line="240" w:lineRule="auto"/>
-              <w:ind w:firstLine="0"/>
-              <w:jc w:val="left"/>
-            </w:pPr>
-            <w:r>
-              <w:rPr>
-                <w:rFonts w:ascii="Times New Roman" w:hAnsi="Times New Roman" w:eastAsia="Times New Roman"/>
-                <w:b w:val="0"/>
-                <w:i w:val="0"/>
-                <w:sz w:val="24"/>
-              </w:rPr>
-            </w:r>
-          </w:p>
-          <w:p>
-            <w:pPr>
-              <w:spacing w:before="0" w:after="0" w:line="240" w:lineRule="auto"/>
-              <w:ind w:firstLine="0"/>
-              <w:jc w:val="left"/>
-            </w:pPr>
-            <w:r>
-              <w:rPr>
-                <w:rFonts w:ascii="Times New Roman" w:hAnsi="Times New Roman" w:eastAsia="Times New Roman"/>
-                <w:b w:val="0"/>
-                <w:i w:val="0"/>
-                <w:sz w:val="24"/>
-              </w:rPr>
-              <w:t>docker ps</w:t>
-            </w:r>
-          </w:p>
-          <w:p>
-            <w:pPr>
-              <w:spacing w:before="0" w:after="0" w:line="240" w:lineRule="auto"/>
-              <w:ind w:firstLine="0"/>
-              <w:jc w:val="left"/>
-            </w:pPr>
-            <w:r>
-              <w:rPr>
-                <w:rFonts w:ascii="Times New Roman" w:hAnsi="Times New Roman" w:eastAsia="Times New Roman"/>
-                <w:b w:val="0"/>
-                <w:i w:val="0"/>
-                <w:sz w:val="24"/>
-              </w:rPr>
-              <w:t>CONTAINER ID   IMAGE   PORTS                    NAMES</w:t>
-            </w:r>
-          </w:p>
-          <w:p>
-            <w:pPr>
-              <w:spacing w:before="0" w:after="0" w:line="240" w:lineRule="auto"/>
-              <w:ind w:firstLine="0"/>
-              <w:jc w:val="left"/>
-            </w:pPr>
-            <w:r>
-              <w:rPr>
-                <w:rFonts w:ascii="Times New Roman" w:hAnsi="Times New Roman" w:eastAsia="Times New Roman"/>
-                <w:b w:val="0"/>
-                <w:i w:val="0"/>
-                <w:sz w:val="24"/>
-              </w:rPr>
-              <w:t>1bb00de755d5   nginx   0.0.0.0:8080-&gt;80/tcp     epic_dijkstra</w:t>
-            </w:r>
-          </w:p>
-          <w:p>
-            <w:pPr>
-              <w:spacing w:before="0" w:after="0" w:line="240" w:lineRule="auto"/>
-              <w:ind w:firstLine="0"/>
-              <w:jc w:val="left"/>
-            </w:pPr>
-            <w:r>
-              <w:rPr>
-                <w:rFonts w:ascii="Times New Roman" w:hAnsi="Times New Roman" w:eastAsia="Times New Roman"/>
-                <w:b w:val="0"/>
-                <w:i w:val="0"/>
-                <w:sz w:val="24"/>
-              </w:rPr>
-            </w:r>
-          </w:p>
-          <w:p>
-            <w:pPr>
-              <w:spacing w:before="0" w:after="0" w:line="240" w:lineRule="auto"/>
-              <w:ind w:firstLine="0"/>
-              <w:jc w:val="left"/>
-            </w:pPr>
-            <w:r>
-              <w:rPr>
-                <w:rFonts w:ascii="Times New Roman" w:hAnsi="Times New Roman" w:eastAsia="Times New Roman"/>
-                <w:b w:val="0"/>
-                <w:i w:val="0"/>
-                <w:sz w:val="24"/>
-              </w:rPr>
-              <w:t>curl http://127.0.0.1:8080/</w:t>
-            </w:r>
-          </w:p>
-          <w:p>
-            <w:pPr>
-              <w:spacing w:before="0" w:after="0" w:line="240" w:lineRule="auto"/>
-              <w:ind w:firstLine="0"/>
-              <w:jc w:val="left"/>
-            </w:pPr>
-            <w:r>
-              <w:rPr>
-                <w:rFonts w:ascii="Times New Roman" w:hAnsi="Times New Roman" w:eastAsia="Times New Roman"/>
-                <w:b w:val="0"/>
-                <w:i w:val="0"/>
-                <w:sz w:val="24"/>
-              </w:rPr>
-              <w:t>HTTP 200, Welcome to nginx!</w:t>
-            </w:r>
-          </w:p>
-          <w:p>
-            <w:pPr>
-              <w:spacing w:before="0" w:after="0" w:line="240" w:lineRule="auto"/>
-              <w:ind w:firstLine="0"/>
-              <w:jc w:val="left"/>
-            </w:pPr>
-            <w:r>
-              <w:rPr>
-                <w:rFonts w:ascii="Times New Roman" w:hAnsi="Times New Roman" w:eastAsia="Times New Roman"/>
-                <w:b w:val="0"/>
-                <w:i w:val="0"/>
-                <w:sz w:val="24"/>
-              </w:rPr>
-            </w:r>
-          </w:p>
-          <w:p>
-            <w:pPr>
-              <w:spacing w:before="0" w:after="0" w:line="240" w:lineRule="auto"/>
-              <w:ind w:firstLine="0"/>
-              <w:jc w:val="left"/>
-            </w:pPr>
-            <w:r>
-              <w:rPr>
-                <w:rFonts w:ascii="Times New Roman" w:hAnsi="Times New Roman" w:eastAsia="Times New Roman"/>
-                <w:b w:val="0"/>
-                <w:i w:val="0"/>
-                <w:sz w:val="24"/>
-              </w:rPr>
-              <w:t>docker stop 1bb00de755d5</w:t>
-            </w:r>
-          </w:p>
-        </w:tc>
-      </w:tr>
-    </w:tbl>
+        <w:rPr>
+          <w:lang w:val="ru-RU"/>
+        </w:rPr>
+      </w:pPr>
+      <w:r>
+        <w:drawing>
+          <wp:inline xmlns:a="http://schemas.openxmlformats.org/drawingml/2006/main" xmlns:pic="http://schemas.openxmlformats.org/drawingml/2006/picture">
+            <wp:extent cx="5903999" cy="1638360"/>
+            <wp:docPr id="1" name="Picture 1"/>
+            <wp:cNvGraphicFramePr>
+              <a:graphicFrameLocks noChangeAspect="1"/>
+            </wp:cNvGraphicFramePr>
+            <a:graphic>
+              <a:graphicData uri="http://schemas.openxmlformats.org/drawingml/2006/picture">
+                <pic:pic>
+                  <pic:nvPicPr>
+                    <pic:cNvPr id="0" name="fig1.png"/>
+                    <pic:cNvPicPr/>
+                  </pic:nvPicPr>
+                  <pic:blipFill>
+                    <a:blip r:embed="rId9"/>
+                    <a:stretch>
+                      <a:fillRect/>
+                    </a:stretch>
+                  </pic:blipFill>
+                  <pic:spPr>
+                    <a:xfrm>
+                      <a:off x="0" y="0"/>
+                      <a:ext cx="5903999" cy="1638360"/>
+                    </a:xfrm>
+                    <a:prstGeom prst="rect"/>
+                  </pic:spPr>
+                </pic:pic>
+              </a:graphicData>
+            </a:graphic>
+          </wp:inline>
+        </w:drawing>
+      </w:r>
+    </w:p>
+    <w:p>
+      <w:pPr>
+        <w:spacing w:before="80" w:after="160" w:line="240" w:lineRule="auto"/>
+        <w:ind w:firstLine="0" w:left="0"/>
+        <w:jc w:val="center"/>
+        <w:rPr>
+          <w:lang w:val="ru-RU"/>
+        </w:rPr>
+      </w:pPr>
+      <w:r>
+        <w:rPr>
+          <w:rFonts w:ascii="Times New Roman" w:hAnsi="Times New Roman" w:eastAsia="Times New Roman" w:cs="Times New Roman"/>
+          <w:b/>
+          <w:i w:val="0"/>
+          <w:sz w:val="24"/>
+          <w:lang w:val="ru-RU"/>
+        </w:rPr>
+        <w:t>Рисунок 1 – Запуск контейнера Nginx и вывод docker ps</w:t>
+      </w:r>
+    </w:p>
     <w:p>
       <w:pPr>
         <w:spacing w:before="0" w:after="120" w:line="240" w:lineRule="auto"/>
-        <w:ind w:firstLine="0"/>
-        <w:jc w:val="left"/>
+        <w:ind w:firstLine="567" w:left="0"/>
+        <w:jc w:val="both"/>
+        <w:rPr>
+          <w:lang w:val="ru-RU"/>
+        </w:rPr>
       </w:pPr>
+      <w:r>
+        <w:rPr>
+          <w:rFonts w:ascii="Times New Roman" w:hAnsi="Times New Roman" w:eastAsia="Times New Roman" w:cs="Times New Roman"/>
+          <w:b w:val="0"/>
+          <w:i w:val="0"/>
+          <w:sz w:val="28"/>
+          <w:lang w:val="ru-RU"/>
+        </w:rPr>
+        <w:t>Страница по адресу http://127.0.0.1:8080/ открылась с кодом HTTP 200, в заголовке Welcome to nginx! После проверки контейнер остановлен.</w:t>
+      </w:r>
+    </w:p>
+    <w:p>
+      <w:pPr>
+        <w:spacing w:before="120" w:after="0" w:line="240" w:lineRule="auto"/>
+        <w:ind w:firstLine="0" w:left="0"/>
+        <w:jc w:val="center"/>
+        <w:rPr>
+          <w:lang w:val="ru-RU"/>
+        </w:rPr>
+      </w:pPr>
+      <w:r>
+        <w:drawing>
+          <wp:inline xmlns:a="http://schemas.openxmlformats.org/drawingml/2006/main" xmlns:pic="http://schemas.openxmlformats.org/drawingml/2006/picture">
+            <wp:extent cx="5903999" cy="3307753"/>
+            <wp:docPr id="2" name="Picture 2"/>
+            <wp:cNvGraphicFramePr>
+              <a:graphicFrameLocks noChangeAspect="1"/>
+            </wp:cNvGraphicFramePr>
+            <a:graphic>
+              <a:graphicData uri="http://schemas.openxmlformats.org/drawingml/2006/picture">
+                <pic:pic>
+                  <pic:nvPicPr>
+                    <pic:cNvPr id="0" name="fig2.png"/>
+                    <pic:cNvPicPr/>
+                  </pic:nvPicPr>
+                  <pic:blipFill>
+                    <a:blip r:embed="rId10"/>
+                    <a:stretch>
+                      <a:fillRect/>
+                    </a:stretch>
+                  </pic:blipFill>
+                  <pic:spPr>
+                    <a:xfrm>
+                      <a:off x="0" y="0"/>
+                      <a:ext cx="5903999" cy="3307753"/>
+                    </a:xfrm>
+                    <a:prstGeom prst="rect"/>
+                  </pic:spPr>
+                </pic:pic>
+              </a:graphicData>
+            </a:graphic>
+          </wp:inline>
+        </w:drawing>
+      </w:r>
+    </w:p>
+    <w:p>
+      <w:pPr>
+        <w:spacing w:before="80" w:after="160" w:line="240" w:lineRule="auto"/>
+        <w:ind w:firstLine="0" w:left="0"/>
+        <w:jc w:val="center"/>
+        <w:rPr>
+          <w:lang w:val="ru-RU"/>
+        </w:rPr>
+      </w:pPr>
+      <w:r>
+        <w:rPr>
+          <w:rFonts w:ascii="Times New Roman" w:hAnsi="Times New Roman" w:eastAsia="Times New Roman" w:cs="Times New Roman"/>
+          <w:b/>
+          <w:i w:val="0"/>
+          <w:sz w:val="24"/>
+          <w:lang w:val="ru-RU"/>
+        </w:rPr>
+        <w:t>Рисунок 2 – Проверка страницы Nginx и остановка контейнера</w:t>
+      </w:r>
     </w:p>
     <w:p>
       <w:pPr>
         <w:spacing w:before="240" w:after="120" w:line="240" w:lineRule="auto"/>
-        <w:ind w:firstLine="0"/>
+        <w:ind w:firstLine="0" w:left="0"/>
         <w:jc w:val="left"/>
+        <w:rPr>
+          <w:lang w:val="ru-RU"/>
+        </w:rPr>
       </w:pPr>
       <w:r>
         <w:rPr>
-          <w:rFonts w:ascii="Times New Roman" w:hAnsi="Times New Roman" w:eastAsia="Times New Roman"/>
+          <w:rFonts w:ascii="Times New Roman" w:hAnsi="Times New Roman" w:eastAsia="Times New Roman" w:cs="Times New Roman"/>
           <w:b/>
           <w:i w:val="0"/>
           <w:sz w:val="28"/>
+          <w:lang w:val="ru-RU"/>
         </w:rPr>
         <w:t>2. Своя страница через том (задание 1)</w:t>
       </w:r>
@@ -425,117 +373,187 @@
     <w:p>
       <w:pPr>
         <w:spacing w:before="0" w:after="120" w:line="240" w:lineRule="auto"/>
-        <w:ind w:firstLine="567"/>
+        <w:ind w:firstLine="567" w:left="0"/>
         <w:jc w:val="both"/>
+        <w:rPr>
+          <w:lang w:val="ru-RU"/>
+        </w:rPr>
       </w:pPr>
       <w:r>
         <w:rPr>
-          <w:rFonts w:ascii="Times New Roman" w:hAnsi="Times New Roman" w:eastAsia="Times New Roman"/>
+          <w:rFonts w:ascii="Times New Roman" w:hAnsi="Times New Roman" w:eastAsia="Times New Roman" w:cs="Times New Roman"/>
           <w:b w:val="0"/>
           <w:i w:val="0"/>
           <w:sz w:val="28"/>
+          <w:lang w:val="ru-RU"/>
         </w:rPr>
-        <w:t>Создан файл index.html со страницей информационной системы. В начале файла указана кодировка utf-8, иначе браузер Windows открывал русский текст некорректно. Контейнер запущен с монтированием текущей папки в каталог Nginx. По адресу http://127.0.0.1:8080/ отобразились строки: «Система оформления электронных перевозочных документов» и «Модуль регистрации заявок активен.» После проверки контейнер остановлен и удален.</w:t>
+        <w:t>Создан файл index.html со страницей информационной системы. В начале файла указана кодировка utf-8, иначе браузер Windows открывал русский текст некорректно.</w:t>
       </w:r>
     </w:p>
-    <w:tbl>
-      <w:tblPr>
-        <w:tblW w:type="pct" w:w="5000"/>
+    <w:p>
+      <w:pPr>
+        <w:spacing w:before="120" w:after="0" w:line="240" w:lineRule="auto"/>
+        <w:ind w:firstLine="0" w:left="0"/>
         <w:jc w:val="center"/>
-        <w:tblLook w:firstColumn="1" w:firstRow="1" w:lastColumn="0" w:lastRow="0" w:noHBand="0" w:noVBand="1" w:val="04A0"/>
-      </w:tblPr>
-      <w:tblGrid>
-        <w:gridCol w:w="9355"/>
-      </w:tblGrid>
-      <w:tr>
-        <w:tc>
-          <w:tcPr>
-            <w:tcW w:type="dxa" w:w="9355"/>
-            <w:shd w:fill="F4F4F4" w:val="clear"/>
-            <w:tcBorders>
-              <w:top w:val="single" w:sz="4" w:space="0" w:color="BFBFBF"/>
-              <w:left w:val="single" w:sz="4" w:space="0" w:color="BFBFBF"/>
-              <w:bottom w:val="single" w:sz="4" w:space="0" w:color="BFBFBF"/>
-              <w:right w:val="single" w:sz="4" w:space="0" w:color="BFBFBF"/>
-            </w:tcBorders>
-            <w:vAlign w:val="top"/>
-            <w:tcMar>
-              <w:top w:w="80" w:type="dxa"/>
-              <w:left w:w="120" w:type="dxa"/>
-              <w:bottom w:w="80" w:type="dxa"/>
-              <w:right w:w="120" w:type="dxa"/>
-            </w:tcMar>
-          </w:tcPr>
-          <w:p>
-            <w:pPr>
-              <w:spacing w:before="40" w:after="0" w:line="240" w:lineRule="auto"/>
-              <w:ind w:firstLine="0"/>
-              <w:jc w:val="left"/>
-            </w:pPr>
-            <w:r>
-              <w:rPr>
-                <w:rFonts w:ascii="Times New Roman" w:hAnsi="Times New Roman" w:eastAsia="Times New Roman"/>
-                <w:b w:val="0"/>
-                <w:i w:val="0"/>
-                <w:sz w:val="24"/>
-              </w:rPr>
-              <w:t>docker run -d -p 8080:80 -v ${PWD}:/usr/share/nginx/html --name my-nginx nginx</w:t>
-            </w:r>
-          </w:p>
-          <w:p>
-            <w:pPr>
-              <w:spacing w:before="0" w:after="0" w:line="240" w:lineRule="auto"/>
-              <w:ind w:firstLine="0"/>
-              <w:jc w:val="left"/>
-            </w:pPr>
-            <w:r>
-              <w:rPr>
-                <w:rFonts w:ascii="Times New Roman" w:hAnsi="Times New Roman" w:eastAsia="Times New Roman"/>
-                <w:b w:val="0"/>
-                <w:i w:val="0"/>
-                <w:sz w:val="24"/>
-              </w:rPr>
-              <w:t>docker stop my-nginx</w:t>
-            </w:r>
-          </w:p>
-          <w:p>
-            <w:pPr>
-              <w:spacing w:before="0" w:after="0" w:line="240" w:lineRule="auto"/>
-              <w:ind w:firstLine="0"/>
-              <w:jc w:val="left"/>
-            </w:pPr>
-            <w:r>
-              <w:rPr>
-                <w:rFonts w:ascii="Times New Roman" w:hAnsi="Times New Roman" w:eastAsia="Times New Roman"/>
-                <w:b w:val="0"/>
-                <w:i w:val="0"/>
-                <w:sz w:val="24"/>
-              </w:rPr>
-              <w:t>docker rm my-nginx</w:t>
-            </w:r>
-          </w:p>
-        </w:tc>
-      </w:tr>
-    </w:tbl>
+        <w:rPr>
+          <w:lang w:val="ru-RU"/>
+        </w:rPr>
+      </w:pPr>
+      <w:r>
+        <w:drawing>
+          <wp:inline xmlns:a="http://schemas.openxmlformats.org/drawingml/2006/main" xmlns:pic="http://schemas.openxmlformats.org/drawingml/2006/picture">
+            <wp:extent cx="5903999" cy="2717353"/>
+            <wp:docPr id="3" name="Picture 3"/>
+            <wp:cNvGraphicFramePr>
+              <a:graphicFrameLocks noChangeAspect="1"/>
+            </wp:cNvGraphicFramePr>
+            <a:graphic>
+              <a:graphicData uri="http://schemas.openxmlformats.org/drawingml/2006/picture">
+                <pic:pic>
+                  <pic:nvPicPr>
+                    <pic:cNvPr id="0" name="fig3.png"/>
+                    <pic:cNvPicPr/>
+                  </pic:nvPicPr>
+                  <pic:blipFill>
+                    <a:blip r:embed="rId11"/>
+                    <a:stretch>
+                      <a:fillRect/>
+                    </a:stretch>
+                  </pic:blipFill>
+                  <pic:spPr>
+                    <a:xfrm>
+                      <a:off x="0" y="0"/>
+                      <a:ext cx="5903999" cy="2717353"/>
+                    </a:xfrm>
+                    <a:prstGeom prst="rect"/>
+                  </pic:spPr>
+                </pic:pic>
+              </a:graphicData>
+            </a:graphic>
+          </wp:inline>
+        </w:drawing>
+      </w:r>
+    </w:p>
+    <w:p>
+      <w:pPr>
+        <w:spacing w:before="80" w:after="160" w:line="240" w:lineRule="auto"/>
+        <w:ind w:firstLine="0" w:left="0"/>
+        <w:jc w:val="center"/>
+        <w:rPr>
+          <w:lang w:val="ru-RU"/>
+        </w:rPr>
+      </w:pPr>
+      <w:r>
+        <w:rPr>
+          <w:rFonts w:ascii="Times New Roman" w:hAnsi="Times New Roman" w:eastAsia="Times New Roman" w:cs="Times New Roman"/>
+          <w:b/>
+          <w:i w:val="0"/>
+          <w:sz w:val="24"/>
+          <w:lang w:val="ru-RU"/>
+        </w:rPr>
+        <w:t>Рисунок 3 – Файл index.html</w:t>
+      </w:r>
+    </w:p>
     <w:p>
       <w:pPr>
         <w:spacing w:before="0" w:after="120" w:line="240" w:lineRule="auto"/>
-        <w:ind w:firstLine="0"/>
-        <w:jc w:val="left"/>
+        <w:ind w:firstLine="567" w:left="0"/>
+        <w:jc w:val="both"/>
+        <w:rPr>
+          <w:lang w:val="ru-RU"/>
+        </w:rPr>
       </w:pPr>
+      <w:r>
+        <w:rPr>
+          <w:rFonts w:ascii="Times New Roman" w:hAnsi="Times New Roman" w:eastAsia="Times New Roman" w:cs="Times New Roman"/>
+          <w:b w:val="0"/>
+          <w:i w:val="0"/>
+          <w:sz w:val="28"/>
+          <w:lang w:val="ru-RU"/>
+        </w:rPr>
+        <w:t>Контейнер запущен с монтированием текущей папки. По адресу http://127.0.0.1:8080/ отобразились заголовок «Система оформления электронных перевозочных документов» и строка «Модуль регистрации заявок активен.» После проверки контейнер остановлен и удален.</w:t>
+      </w:r>
+    </w:p>
+    <w:p>
+      <w:pPr>
+        <w:spacing w:before="120" w:after="0" w:line="240" w:lineRule="auto"/>
+        <w:ind w:firstLine="0" w:left="0"/>
+        <w:jc w:val="center"/>
+        <w:rPr>
+          <w:lang w:val="ru-RU"/>
+        </w:rPr>
+      </w:pPr>
+      <w:r>
+        <w:drawing>
+          <wp:inline xmlns:a="http://schemas.openxmlformats.org/drawingml/2006/main" xmlns:pic="http://schemas.openxmlformats.org/drawingml/2006/picture">
+            <wp:extent cx="5903999" cy="4716171"/>
+            <wp:docPr id="4" name="Picture 4"/>
+            <wp:cNvGraphicFramePr>
+              <a:graphicFrameLocks noChangeAspect="1"/>
+            </wp:cNvGraphicFramePr>
+            <a:graphic>
+              <a:graphicData uri="http://schemas.openxmlformats.org/drawingml/2006/picture">
+                <pic:pic>
+                  <pic:nvPicPr>
+                    <pic:cNvPr id="0" name="fig4.png"/>
+                    <pic:cNvPicPr/>
+                  </pic:nvPicPr>
+                  <pic:blipFill>
+                    <a:blip r:embed="rId12"/>
+                    <a:stretch>
+                      <a:fillRect/>
+                    </a:stretch>
+                  </pic:blipFill>
+                  <pic:spPr>
+                    <a:xfrm>
+                      <a:off x="0" y="0"/>
+                      <a:ext cx="5903999" cy="4716171"/>
+                    </a:xfrm>
+                    <a:prstGeom prst="rect"/>
+                  </pic:spPr>
+                </pic:pic>
+              </a:graphicData>
+            </a:graphic>
+          </wp:inline>
+        </w:drawing>
+      </w:r>
+    </w:p>
+    <w:p>
+      <w:pPr>
+        <w:spacing w:before="80" w:after="160" w:line="240" w:lineRule="auto"/>
+        <w:ind w:firstLine="0" w:left="0"/>
+        <w:jc w:val="center"/>
+        <w:rPr>
+          <w:lang w:val="ru-RU"/>
+        </w:rPr>
+      </w:pPr>
+      <w:r>
+        <w:rPr>
+          <w:rFonts w:ascii="Times New Roman" w:hAnsi="Times New Roman" w:eastAsia="Times New Roman" w:cs="Times New Roman"/>
+          <w:b/>
+          <w:i w:val="0"/>
+          <w:sz w:val="24"/>
+          <w:lang w:val="ru-RU"/>
+        </w:rPr>
+        <w:t>Рисунок 4 – Своя страница, отданная через том</w:t>
+      </w:r>
     </w:p>
     <w:p>
       <w:pPr>
         <w:spacing w:before="240" w:after="120" w:line="240" w:lineRule="auto"/>
-        <w:ind w:firstLine="0"/>
+        <w:ind w:firstLine="0" w:left="0"/>
         <w:jc w:val="left"/>
+        <w:rPr>
+          <w:lang w:val="ru-RU"/>
+        </w:rPr>
       </w:pPr>
       <w:r>
         <w:rPr>
-          <w:rFonts w:ascii="Times New Roman" w:hAnsi="Times New Roman" w:eastAsia="Times New Roman"/>
+          <w:rFonts w:ascii="Times New Roman" w:hAnsi="Times New Roman" w:eastAsia="Times New Roman" w:cs="Times New Roman"/>
           <w:b/>
           <w:i w:val="0"/>
           <w:sz w:val="28"/>
+          <w:lang w:val="ru-RU"/>
         </w:rPr>
         <w:t>3. Собственный образ (задание 2)</w:t>
       </w:r>
@@ -543,196 +561,187 @@
     <w:p>
       <w:pPr>
         <w:spacing w:before="0" w:after="120" w:line="240" w:lineRule="auto"/>
-        <w:ind w:firstLine="567"/>
+        <w:ind w:firstLine="567" w:left="0"/>
         <w:jc w:val="both"/>
+        <w:rPr>
+          <w:lang w:val="ru-RU"/>
+        </w:rPr>
       </w:pPr>
       <w:r>
         <w:rPr>
-          <w:rFonts w:ascii="Times New Roman" w:hAnsi="Times New Roman" w:eastAsia="Times New Roman"/>
+          <w:rFonts w:ascii="Times New Roman" w:hAnsi="Times New Roman" w:eastAsia="Times New Roman" w:cs="Times New Roman"/>
           <w:b w:val="0"/>
           <w:i w:val="0"/>
           <w:sz w:val="28"/>
+          <w:lang w:val="ru-RU"/>
         </w:rPr>
-        <w:t>Написан Dockerfile на базе nginx:alpine. Файл index.html копируется в образ директивой COPY. Образ собран с тегом transport-app и запущен в контейнере my-custom-app. docker ps показал образ transport-app и порт 0.0.0.0:8080-&gt;80/tcp. Страница на порту 8080 совпала со своей HTML-страницей.</w:t>
+        <w:t>Файл Dockerfile собирает образ на базе nginx:alpine и копирует index.html внутрь образа. Образ собран с тегом transport-app и запущен под именем my-custom-app. Порт контейнера 80 опубликован как 8080.</w:t>
       </w:r>
     </w:p>
-    <w:tbl>
-      <w:tblPr>
-        <w:tblW w:type="pct" w:w="5000"/>
+    <w:p>
+      <w:pPr>
+        <w:spacing w:before="120" w:after="0" w:line="240" w:lineRule="auto"/>
+        <w:ind w:firstLine="0" w:left="0"/>
         <w:jc w:val="center"/>
-        <w:tblLook w:firstColumn="1" w:firstRow="1" w:lastColumn="0" w:lastRow="0" w:noHBand="0" w:noVBand="1" w:val="04A0"/>
-      </w:tblPr>
-      <w:tblGrid>
-        <w:gridCol w:w="9355"/>
-      </w:tblGrid>
-      <w:tr>
-        <w:tc>
-          <w:tcPr>
-            <w:tcW w:type="dxa" w:w="9355"/>
-            <w:shd w:fill="F4F4F4" w:val="clear"/>
-            <w:tcBorders>
-              <w:top w:val="single" w:sz="4" w:space="0" w:color="BFBFBF"/>
-              <w:left w:val="single" w:sz="4" w:space="0" w:color="BFBFBF"/>
-              <w:bottom w:val="single" w:sz="4" w:space="0" w:color="BFBFBF"/>
-              <w:right w:val="single" w:sz="4" w:space="0" w:color="BFBFBF"/>
-            </w:tcBorders>
-            <w:vAlign w:val="top"/>
-            <w:tcMar>
-              <w:top w:w="80" w:type="dxa"/>
-              <w:left w:w="120" w:type="dxa"/>
-              <w:bottom w:w="80" w:type="dxa"/>
-              <w:right w:w="120" w:type="dxa"/>
-            </w:tcMar>
-          </w:tcPr>
-          <w:p>
-            <w:pPr>
-              <w:spacing w:before="40" w:after="0" w:line="240" w:lineRule="auto"/>
-              <w:ind w:firstLine="0"/>
-              <w:jc w:val="left"/>
-            </w:pPr>
-            <w:r>
-              <w:rPr>
-                <w:rFonts w:ascii="Times New Roman" w:hAnsi="Times New Roman" w:eastAsia="Times New Roman"/>
-                <w:b w:val="0"/>
-                <w:i w:val="0"/>
-                <w:sz w:val="24"/>
-              </w:rPr>
-              <w:t>FROM nginx:alpine</w:t>
-            </w:r>
-          </w:p>
-          <w:p>
-            <w:pPr>
-              <w:spacing w:before="0" w:after="0" w:line="240" w:lineRule="auto"/>
-              <w:ind w:firstLine="0"/>
-              <w:jc w:val="left"/>
-            </w:pPr>
-            <w:r>
-              <w:rPr>
-                <w:rFonts w:ascii="Times New Roman" w:hAnsi="Times New Roman" w:eastAsia="Times New Roman"/>
-                <w:b w:val="0"/>
-                <w:i w:val="0"/>
-                <w:sz w:val="24"/>
-              </w:rPr>
-              <w:t>COPY index.html /usr/share/nginx/html/index.html</w:t>
-            </w:r>
-          </w:p>
-          <w:p>
-            <w:pPr>
-              <w:spacing w:before="0" w:after="0" w:line="240" w:lineRule="auto"/>
-              <w:ind w:firstLine="0"/>
-              <w:jc w:val="left"/>
-            </w:pPr>
-            <w:r>
-              <w:rPr>
-                <w:rFonts w:ascii="Times New Roman" w:hAnsi="Times New Roman" w:eastAsia="Times New Roman"/>
-                <w:b w:val="0"/>
-                <w:i w:val="0"/>
-                <w:sz w:val="24"/>
-              </w:rPr>
-              <w:t>EXPOSE 80</w:t>
-            </w:r>
-          </w:p>
-          <w:p>
-            <w:pPr>
-              <w:spacing w:before="0" w:after="0" w:line="240" w:lineRule="auto"/>
-              <w:ind w:firstLine="0"/>
-              <w:jc w:val="left"/>
-            </w:pPr>
-            <w:r>
-              <w:rPr>
-                <w:rFonts w:ascii="Times New Roman" w:hAnsi="Times New Roman" w:eastAsia="Times New Roman"/>
-                <w:b w:val="0"/>
-                <w:i w:val="0"/>
-                <w:sz w:val="24"/>
-              </w:rPr>
-            </w:r>
-          </w:p>
-          <w:p>
-            <w:pPr>
-              <w:spacing w:before="0" w:after="0" w:line="240" w:lineRule="auto"/>
-              <w:ind w:firstLine="0"/>
-              <w:jc w:val="left"/>
-            </w:pPr>
-            <w:r>
-              <w:rPr>
-                <w:rFonts w:ascii="Times New Roman" w:hAnsi="Times New Roman" w:eastAsia="Times New Roman"/>
-                <w:b w:val="0"/>
-                <w:i w:val="0"/>
-                <w:sz w:val="24"/>
-              </w:rPr>
-              <w:t>docker build -t transport-app .</w:t>
-            </w:r>
-          </w:p>
-          <w:p>
-            <w:pPr>
-              <w:spacing w:before="0" w:after="0" w:line="240" w:lineRule="auto"/>
-              <w:ind w:firstLine="0"/>
-              <w:jc w:val="left"/>
-            </w:pPr>
-            <w:r>
-              <w:rPr>
-                <w:rFonts w:ascii="Times New Roman" w:hAnsi="Times New Roman" w:eastAsia="Times New Roman"/>
-                <w:b w:val="0"/>
-                <w:i w:val="0"/>
-                <w:sz w:val="24"/>
-              </w:rPr>
-              <w:t>docker run -d -p 8080:80 --name my-custom-app transport-app</w:t>
-            </w:r>
-          </w:p>
-          <w:p>
-            <w:pPr>
-              <w:spacing w:before="0" w:after="0" w:line="240" w:lineRule="auto"/>
-              <w:ind w:firstLine="0"/>
-              <w:jc w:val="left"/>
-            </w:pPr>
-            <w:r>
-              <w:rPr>
-                <w:rFonts w:ascii="Times New Roman" w:hAnsi="Times New Roman" w:eastAsia="Times New Roman"/>
-                <w:b w:val="0"/>
-                <w:i w:val="0"/>
-                <w:sz w:val="24"/>
-              </w:rPr>
-              <w:t>docker stop my-custom-app</w:t>
-            </w:r>
-          </w:p>
-          <w:p>
-            <w:pPr>
-              <w:spacing w:before="0" w:after="0" w:line="240" w:lineRule="auto"/>
-              <w:ind w:firstLine="0"/>
-              <w:jc w:val="left"/>
-            </w:pPr>
-            <w:r>
-              <w:rPr>
-                <w:rFonts w:ascii="Times New Roman" w:hAnsi="Times New Roman" w:eastAsia="Times New Roman"/>
-                <w:b w:val="0"/>
-                <w:i w:val="0"/>
-                <w:sz w:val="24"/>
-              </w:rPr>
-              <w:t>docker rm my-custom-app</w:t>
-            </w:r>
-          </w:p>
-        </w:tc>
-      </w:tr>
-    </w:tbl>
+        <w:rPr>
+          <w:lang w:val="ru-RU"/>
+        </w:rPr>
+      </w:pPr>
+      <w:r>
+        <w:drawing>
+          <wp:inline xmlns:a="http://schemas.openxmlformats.org/drawingml/2006/main" xmlns:pic="http://schemas.openxmlformats.org/drawingml/2006/picture">
+            <wp:extent cx="5903999" cy="2975062"/>
+            <wp:docPr id="5" name="Picture 5"/>
+            <wp:cNvGraphicFramePr>
+              <a:graphicFrameLocks noChangeAspect="1"/>
+            </wp:cNvGraphicFramePr>
+            <a:graphic>
+              <a:graphicData uri="http://schemas.openxmlformats.org/drawingml/2006/picture">
+                <pic:pic>
+                  <pic:nvPicPr>
+                    <pic:cNvPr id="0" name="fig5.png"/>
+                    <pic:cNvPicPr/>
+                  </pic:nvPicPr>
+                  <pic:blipFill>
+                    <a:blip r:embed="rId13"/>
+                    <a:stretch>
+                      <a:fillRect/>
+                    </a:stretch>
+                  </pic:blipFill>
+                  <pic:spPr>
+                    <a:xfrm>
+                      <a:off x="0" y="0"/>
+                      <a:ext cx="5903999" cy="2975062"/>
+                    </a:xfrm>
+                    <a:prstGeom prst="rect"/>
+                  </pic:spPr>
+                </pic:pic>
+              </a:graphicData>
+            </a:graphic>
+          </wp:inline>
+        </w:drawing>
+      </w:r>
+    </w:p>
+    <w:p>
+      <w:pPr>
+        <w:spacing w:before="80" w:after="160" w:line="240" w:lineRule="auto"/>
+        <w:ind w:firstLine="0" w:left="0"/>
+        <w:jc w:val="center"/>
+        <w:rPr>
+          <w:lang w:val="ru-RU"/>
+        </w:rPr>
+      </w:pPr>
+      <w:r>
+        <w:rPr>
+          <w:rFonts w:ascii="Times New Roman" w:hAnsi="Times New Roman" w:eastAsia="Times New Roman" w:cs="Times New Roman"/>
+          <w:b/>
+          <w:i w:val="0"/>
+          <w:sz w:val="24"/>
+          <w:lang w:val="ru-RU"/>
+        </w:rPr>
+        <w:t>Рисунок 5 – Сборка и запуск образа transport-app</w:t>
+      </w:r>
+    </w:p>
     <w:p>
       <w:pPr>
         <w:spacing w:before="0" w:after="120" w:line="240" w:lineRule="auto"/>
-        <w:ind w:firstLine="0"/>
-        <w:jc w:val="left"/>
+        <w:ind w:firstLine="567" w:left="0"/>
+        <w:jc w:val="both"/>
+        <w:rPr>
+          <w:lang w:val="ru-RU"/>
+        </w:rPr>
       </w:pPr>
+      <w:r>
+        <w:rPr>
+          <w:rFonts w:ascii="Times New Roman" w:hAnsi="Times New Roman" w:eastAsia="Times New Roman" w:cs="Times New Roman"/>
+          <w:b w:val="0"/>
+          <w:i w:val="0"/>
+          <w:sz w:val="28"/>
+          <w:lang w:val="ru-RU"/>
+        </w:rPr>
+        <w:t>Страница по порту 8080 совпала со своей HTML-страницей. После проверки контейнер остановлен и удален.</w:t>
+      </w:r>
+    </w:p>
+    <w:p>
+      <w:pPr>
+        <w:spacing w:before="120" w:after="0" w:line="240" w:lineRule="auto"/>
+        <w:ind w:firstLine="0" w:left="0"/>
+        <w:jc w:val="center"/>
+        <w:rPr>
+          <w:lang w:val="ru-RU"/>
+        </w:rPr>
+      </w:pPr>
+      <w:r>
+        <w:drawing>
+          <wp:inline xmlns:a="http://schemas.openxmlformats.org/drawingml/2006/main" xmlns:pic="http://schemas.openxmlformats.org/drawingml/2006/picture">
+            <wp:extent cx="5903999" cy="2520553"/>
+            <wp:docPr id="6" name="Picture 6"/>
+            <wp:cNvGraphicFramePr>
+              <a:graphicFrameLocks noChangeAspect="1"/>
+            </wp:cNvGraphicFramePr>
+            <a:graphic>
+              <a:graphicData uri="http://schemas.openxmlformats.org/drawingml/2006/picture">
+                <pic:pic>
+                  <pic:nvPicPr>
+                    <pic:cNvPr id="0" name="fig6.png"/>
+                    <pic:cNvPicPr/>
+                  </pic:nvPicPr>
+                  <pic:blipFill>
+                    <a:blip r:embed="rId14"/>
+                    <a:stretch>
+                      <a:fillRect/>
+                    </a:stretch>
+                  </pic:blipFill>
+                  <pic:spPr>
+                    <a:xfrm>
+                      <a:off x="0" y="0"/>
+                      <a:ext cx="5903999" cy="2520553"/>
+                    </a:xfrm>
+                    <a:prstGeom prst="rect"/>
+                  </pic:spPr>
+                </pic:pic>
+              </a:graphicData>
+            </a:graphic>
+          </wp:inline>
+        </w:drawing>
+      </w:r>
+    </w:p>
+    <w:p>
+      <w:pPr>
+        <w:spacing w:before="80" w:after="160" w:line="240" w:lineRule="auto"/>
+        <w:ind w:firstLine="0" w:left="0"/>
+        <w:jc w:val="center"/>
+        <w:rPr>
+          <w:lang w:val="ru-RU"/>
+        </w:rPr>
+      </w:pPr>
+      <w:r>
+        <w:rPr>
+          <w:rFonts w:ascii="Times New Roman" w:hAnsi="Times New Roman" w:eastAsia="Times New Roman" w:cs="Times New Roman"/>
+          <w:b/>
+          <w:i w:val="0"/>
+          <w:sz w:val="24"/>
+          <w:lang w:val="ru-RU"/>
+        </w:rPr>
+        <w:t>Рисунок 6 – Проверка своей страницы из образа</w:t>
+      </w:r>
     </w:p>
     <w:p>
       <w:pPr>
         <w:spacing w:before="240" w:after="120" w:line="240" w:lineRule="auto"/>
-        <w:ind w:firstLine="0"/>
+        <w:ind w:firstLine="0" w:left="0"/>
         <w:jc w:val="left"/>
+        <w:rPr>
+          <w:lang w:val="ru-RU"/>
+        </w:rPr>
       </w:pPr>
       <w:r>
         <w:rPr>
-          <w:rFonts w:ascii="Times New Roman" w:hAnsi="Times New Roman" w:eastAsia="Times New Roman"/>
+          <w:rFonts w:ascii="Times New Roman" w:hAnsi="Times New Roman" w:eastAsia="Times New Roman" w:cs="Times New Roman"/>
           <w:b/>
           <w:i w:val="0"/>
           <w:sz w:val="28"/>
+          <w:lang w:val="ru-RU"/>
         </w:rPr>
         <w:t>4. Docker Compose (задание 3)</w:t>
       </w:r>
@@ -740,252 +749,321 @@
     <w:p>
       <w:pPr>
         <w:spacing w:before="0" w:after="120" w:line="240" w:lineRule="auto"/>
-        <w:ind w:firstLine="567"/>
+        <w:ind w:firstLine="567" w:left="0"/>
         <w:jc w:val="both"/>
+        <w:rPr>
+          <w:lang w:val="ru-RU"/>
+        </w:rPr>
       </w:pPr>
       <w:r>
         <w:rPr>
-          <w:rFonts w:ascii="Times New Roman" w:hAnsi="Times New Roman" w:eastAsia="Times New Roman"/>
+          <w:rFonts w:ascii="Times New Roman" w:hAnsi="Times New Roman" w:eastAsia="Times New Roman" w:cs="Times New Roman"/>
           <w:b w:val="0"/>
           <w:i w:val="0"/>
           <w:sz w:val="28"/>
+          <w:lang w:val="ru-RU"/>
         </w:rPr>
-        <w:t>Файл docker-compose.yml описывает два сервиса. web берет уже собранный образ transport-app и публикует порт 8080. cache использует redis:alpine и публикует порт 6379. Директива depends_on заставляет web стартовать после cache. Имя проекта 3_docker получилось из имени папки лабораторной. Страница на порту 8080 снова отдала текст системы, Redis ответил PONG. Compose предупредил, что поле version устарело; строка version: '3.8' оставлена, потому что так задано в методичке.</w:t>
+        <w:t>Файл docker-compose.yml описывает два сервиса. web берет уже собранный образ transport-app и публикует порт 8080. cache использует redis:alpine и публикует порт 6379. Директива depends_on заставляет web стартовать после cache.</w:t>
       </w:r>
     </w:p>
-    <w:tbl>
-      <w:tblPr>
-        <w:tblW w:type="pct" w:w="5000"/>
-        <w:jc w:val="center"/>
-        <w:tblLook w:firstColumn="1" w:firstRow="1" w:lastColumn="0" w:lastRow="0" w:noHBand="0" w:noVBand="1" w:val="04A0"/>
-      </w:tblPr>
-      <w:tblGrid>
-        <w:gridCol w:w="9355"/>
-      </w:tblGrid>
-      <w:tr>
-        <w:tc>
-          <w:tcPr>
-            <w:tcW w:type="dxa" w:w="9355"/>
-            <w:shd w:fill="F4F4F4" w:val="clear"/>
-            <w:tcBorders>
-              <w:top w:val="single" w:sz="4" w:space="0" w:color="BFBFBF"/>
-              <w:left w:val="single" w:sz="4" w:space="0" w:color="BFBFBF"/>
-              <w:bottom w:val="single" w:sz="4" w:space="0" w:color="BFBFBF"/>
-              <w:right w:val="single" w:sz="4" w:space="0" w:color="BFBFBF"/>
-            </w:tcBorders>
-            <w:vAlign w:val="top"/>
-            <w:tcMar>
-              <w:top w:w="80" w:type="dxa"/>
-              <w:left w:w="120" w:type="dxa"/>
-              <w:bottom w:w="80" w:type="dxa"/>
-              <w:right w:w="120" w:type="dxa"/>
-            </w:tcMar>
-          </w:tcPr>
-          <w:p>
-            <w:pPr>
-              <w:spacing w:before="40" w:after="0" w:line="240" w:lineRule="auto"/>
-              <w:ind w:firstLine="0"/>
-              <w:jc w:val="left"/>
-            </w:pPr>
-            <w:r>
-              <w:rPr>
-                <w:rFonts w:ascii="Times New Roman" w:hAnsi="Times New Roman" w:eastAsia="Times New Roman"/>
-                <w:b w:val="0"/>
-                <w:i w:val="0"/>
-                <w:sz w:val="24"/>
-              </w:rPr>
-              <w:t>docker compose up -d</w:t>
-            </w:r>
-          </w:p>
-          <w:p>
-            <w:pPr>
-              <w:spacing w:before="0" w:after="0" w:line="240" w:lineRule="auto"/>
-              <w:ind w:firstLine="0"/>
-              <w:jc w:val="left"/>
-            </w:pPr>
-            <w:r>
-              <w:rPr>
-                <w:rFonts w:ascii="Times New Roman" w:hAnsi="Times New Roman" w:eastAsia="Times New Roman"/>
-                <w:b w:val="0"/>
-                <w:i w:val="0"/>
-                <w:sz w:val="24"/>
-              </w:rPr>
-            </w:r>
-          </w:p>
-          <w:p>
-            <w:pPr>
-              <w:spacing w:before="0" w:after="0" w:line="240" w:lineRule="auto"/>
-              <w:ind w:firstLine="0"/>
-              <w:jc w:val="left"/>
-            </w:pPr>
-            <w:r>
-              <w:rPr>
-                <w:rFonts w:ascii="Times New Roman" w:hAnsi="Times New Roman" w:eastAsia="Times New Roman"/>
-                <w:b w:val="0"/>
-                <w:i w:val="0"/>
-                <w:sz w:val="24"/>
-              </w:rPr>
-              <w:t>docker compose ps</w:t>
-            </w:r>
-          </w:p>
-          <w:p>
-            <w:pPr>
-              <w:spacing w:before="0" w:after="0" w:line="240" w:lineRule="auto"/>
-              <w:ind w:firstLine="0"/>
-              <w:jc w:val="left"/>
-            </w:pPr>
-            <w:r>
-              <w:rPr>
-                <w:rFonts w:ascii="Times New Roman" w:hAnsi="Times New Roman" w:eastAsia="Times New Roman"/>
-                <w:b w:val="0"/>
-                <w:i w:val="0"/>
-                <w:sz w:val="24"/>
-              </w:rPr>
-              <w:t>NAME               IMAGE           SERVICE   PORTS</w:t>
-            </w:r>
-          </w:p>
-          <w:p>
-            <w:pPr>
-              <w:spacing w:before="0" w:after="0" w:line="240" w:lineRule="auto"/>
-              <w:ind w:firstLine="0"/>
-              <w:jc w:val="left"/>
-            </w:pPr>
-            <w:r>
-              <w:rPr>
-                <w:rFonts w:ascii="Times New Roman" w:hAnsi="Times New Roman" w:eastAsia="Times New Roman"/>
-                <w:b w:val="0"/>
-                <w:i w:val="0"/>
-                <w:sz w:val="24"/>
-              </w:rPr>
-              <w:t>3_docker-cache-1   redis:alpine    cache     0.0.0.0:6379-&gt;6379/tcp</w:t>
-            </w:r>
-          </w:p>
-          <w:p>
-            <w:pPr>
-              <w:spacing w:before="0" w:after="0" w:line="240" w:lineRule="auto"/>
-              <w:ind w:firstLine="0"/>
-              <w:jc w:val="left"/>
-            </w:pPr>
-            <w:r>
-              <w:rPr>
-                <w:rFonts w:ascii="Times New Roman" w:hAnsi="Times New Roman" w:eastAsia="Times New Roman"/>
-                <w:b w:val="0"/>
-                <w:i w:val="0"/>
-                <w:sz w:val="24"/>
-              </w:rPr>
-              <w:t>3_docker-web-1     transport-app   web       0.0.0.0:8080-&gt;80/tcp</w:t>
-            </w:r>
-          </w:p>
-          <w:p>
-            <w:pPr>
-              <w:spacing w:before="0" w:after="0" w:line="240" w:lineRule="auto"/>
-              <w:ind w:firstLine="0"/>
-              <w:jc w:val="left"/>
-            </w:pPr>
-            <w:r>
-              <w:rPr>
-                <w:rFonts w:ascii="Times New Roman" w:hAnsi="Times New Roman" w:eastAsia="Times New Roman"/>
-                <w:b w:val="0"/>
-                <w:i w:val="0"/>
-                <w:sz w:val="24"/>
-              </w:rPr>
-            </w:r>
-          </w:p>
-          <w:p>
-            <w:pPr>
-              <w:spacing w:before="0" w:after="0" w:line="240" w:lineRule="auto"/>
-              <w:ind w:firstLine="0"/>
-              <w:jc w:val="left"/>
-            </w:pPr>
-            <w:r>
-              <w:rPr>
-                <w:rFonts w:ascii="Times New Roman" w:hAnsi="Times New Roman" w:eastAsia="Times New Roman"/>
-                <w:b w:val="0"/>
-                <w:i w:val="0"/>
-                <w:sz w:val="24"/>
-              </w:rPr>
-              <w:t>docker exec 3_docker-cache-1 redis-cli ping</w:t>
-            </w:r>
-          </w:p>
-          <w:p>
-            <w:pPr>
-              <w:spacing w:before="0" w:after="0" w:line="240" w:lineRule="auto"/>
-              <w:ind w:firstLine="0"/>
-              <w:jc w:val="left"/>
-            </w:pPr>
-            <w:r>
-              <w:rPr>
-                <w:rFonts w:ascii="Times New Roman" w:hAnsi="Times New Roman" w:eastAsia="Times New Roman"/>
-                <w:b w:val="0"/>
-                <w:i w:val="0"/>
-                <w:sz w:val="24"/>
-              </w:rPr>
-              <w:t>PONG</w:t>
-            </w:r>
-          </w:p>
-        </w:tc>
-      </w:tr>
-    </w:tbl>
     <w:p>
       <w:pPr>
-        <w:spacing w:before="0" w:after="120" w:line="240" w:lineRule="auto"/>
-        <w:ind w:firstLine="0"/>
-        <w:jc w:val="left"/>
+        <w:spacing w:before="120" w:after="0" w:line="240" w:lineRule="auto"/>
+        <w:ind w:firstLine="0" w:left="0"/>
+        <w:jc w:val="center"/>
+        <w:rPr>
+          <w:lang w:val="ru-RU"/>
+        </w:rPr>
       </w:pPr>
+      <w:r>
+        <w:drawing>
+          <wp:inline xmlns:a="http://schemas.openxmlformats.org/drawingml/2006/main" xmlns:pic="http://schemas.openxmlformats.org/drawingml/2006/picture">
+            <wp:extent cx="5903999" cy="3509599"/>
+            <wp:docPr id="7" name="Picture 7"/>
+            <wp:cNvGraphicFramePr>
+              <a:graphicFrameLocks noChangeAspect="1"/>
+            </wp:cNvGraphicFramePr>
+            <a:graphic>
+              <a:graphicData uri="http://schemas.openxmlformats.org/drawingml/2006/picture">
+                <pic:pic>
+                  <pic:nvPicPr>
+                    <pic:cNvPr id="0" name="fig7.png"/>
+                    <pic:cNvPicPr/>
+                  </pic:nvPicPr>
+                  <pic:blipFill>
+                    <a:blip r:embed="rId15"/>
+                    <a:stretch>
+                      <a:fillRect/>
+                    </a:stretch>
+                  </pic:blipFill>
+                  <pic:spPr>
+                    <a:xfrm>
+                      <a:off x="0" y="0"/>
+                      <a:ext cx="5903999" cy="3509599"/>
+                    </a:xfrm>
+                    <a:prstGeom prst="rect"/>
+                  </pic:spPr>
+                </pic:pic>
+              </a:graphicData>
+            </a:graphic>
+          </wp:inline>
+        </w:drawing>
+      </w:r>
+    </w:p>
+    <w:p>
+      <w:pPr>
+        <w:spacing w:before="80" w:after="160" w:line="240" w:lineRule="auto"/>
+        <w:ind w:firstLine="0" w:left="0"/>
+        <w:jc w:val="center"/>
+        <w:rPr>
+          <w:lang w:val="ru-RU"/>
+        </w:rPr>
+      </w:pPr>
+      <w:r>
+        <w:rPr>
+          <w:rFonts w:ascii="Times New Roman" w:hAnsi="Times New Roman" w:eastAsia="Times New Roman" w:cs="Times New Roman"/>
+          <w:b/>
+          <w:i w:val="0"/>
+          <w:sz w:val="24"/>
+          <w:lang w:val="ru-RU"/>
+        </w:rPr>
+        <w:t>Рисунок 7 – Запуск связки web и Redis через Docker Compose</w:t>
+      </w:r>
     </w:p>
     <w:p>
       <w:pPr>
         <w:spacing w:before="0" w:after="120" w:line="240" w:lineRule="auto"/>
-        <w:ind w:firstLine="567"/>
+        <w:ind w:firstLine="567" w:left="0"/>
         <w:jc w:val="both"/>
+        <w:rPr>
+          <w:lang w:val="ru-RU"/>
+        </w:rPr>
       </w:pPr>
       <w:r>
         <w:rPr>
-          <w:rFonts w:ascii="Times New Roman" w:hAnsi="Times New Roman" w:eastAsia="Times New Roman"/>
+          <w:rFonts w:ascii="Times New Roman" w:hAnsi="Times New Roman" w:eastAsia="Times New Roman" w:cs="Times New Roman"/>
           <w:b w:val="0"/>
           <w:i w:val="0"/>
           <w:sz w:val="28"/>
+          <w:lang w:val="ru-RU"/>
         </w:rPr>
-        <w:t>Файлы проекта (index.html, Dockerfile, docker-compose.yml, README.md) лежат в папке Лабораторная_работа_3_Docker. Локально коммиты сделаны на ветках main и feature/docker-tasks; в учебный репозиторий материалы выложены веткой task3.</w:t>
+        <w:t>Имя проекта 3_docker получилось из имени папки лабораторной. Compose выдал предупреждение, что поле version в файле устарело. Строка version: '3.8' оставлена, потому что так задано в методичке. Страница на порту 8080 снова отдала текст системы. Redis ответил на ping.</w:t>
+      </w:r>
+    </w:p>
+    <w:p>
+      <w:pPr>
+        <w:spacing w:before="120" w:after="0" w:line="240" w:lineRule="auto"/>
+        <w:ind w:firstLine="0" w:left="0"/>
+        <w:jc w:val="center"/>
+        <w:rPr>
+          <w:lang w:val="ru-RU"/>
+        </w:rPr>
+      </w:pPr>
+      <w:r>
+        <w:drawing>
+          <wp:inline xmlns:a="http://schemas.openxmlformats.org/drawingml/2006/main" xmlns:pic="http://schemas.openxmlformats.org/drawingml/2006/picture">
+            <wp:extent cx="5903999" cy="749354"/>
+            <wp:docPr id="8" name="Picture 8"/>
+            <wp:cNvGraphicFramePr>
+              <a:graphicFrameLocks noChangeAspect="1"/>
+            </wp:cNvGraphicFramePr>
+            <a:graphic>
+              <a:graphicData uri="http://schemas.openxmlformats.org/drawingml/2006/picture">
+                <pic:pic>
+                  <pic:nvPicPr>
+                    <pic:cNvPr id="0" name="fig8.png"/>
+                    <pic:cNvPicPr/>
+                  </pic:nvPicPr>
+                  <pic:blipFill>
+                    <a:blip r:embed="rId16"/>
+                    <a:stretch>
+                      <a:fillRect/>
+                    </a:stretch>
+                  </pic:blipFill>
+                  <pic:spPr>
+                    <a:xfrm>
+                      <a:off x="0" y="0"/>
+                      <a:ext cx="5903999" cy="749354"/>
+                    </a:xfrm>
+                    <a:prstGeom prst="rect"/>
+                  </pic:spPr>
+                </pic:pic>
+              </a:graphicData>
+            </a:graphic>
+          </wp:inline>
+        </w:drawing>
+      </w:r>
+    </w:p>
+    <w:p>
+      <w:pPr>
+        <w:spacing w:before="80" w:after="160" w:line="240" w:lineRule="auto"/>
+        <w:ind w:firstLine="0" w:left="0"/>
+        <w:jc w:val="center"/>
+        <w:rPr>
+          <w:lang w:val="ru-RU"/>
+        </w:rPr>
+      </w:pPr>
+      <w:r>
+        <w:rPr>
+          <w:rFonts w:ascii="Times New Roman" w:hAnsi="Times New Roman" w:eastAsia="Times New Roman" w:cs="Times New Roman"/>
+          <w:b/>
+          <w:i w:val="0"/>
+          <w:sz w:val="24"/>
+          <w:lang w:val="ru-RU"/>
+        </w:rPr>
+        <w:t>Рисунок 8 – Проверка Redis</w:t>
       </w:r>
     </w:p>
     <w:p>
       <w:pPr>
         <w:spacing w:before="240" w:after="120" w:line="240" w:lineRule="auto"/>
-        <w:ind w:firstLine="0"/>
+        <w:ind w:firstLine="0" w:left="0"/>
         <w:jc w:val="left"/>
+        <w:rPr>
+          <w:lang w:val="ru-RU"/>
+        </w:rPr>
       </w:pPr>
       <w:r>
         <w:rPr>
-          <w:rFonts w:ascii="Times New Roman" w:hAnsi="Times New Roman" w:eastAsia="Times New Roman"/>
+          <w:rFonts w:ascii="Times New Roman" w:hAnsi="Times New Roman" w:eastAsia="Times New Roman" w:cs="Times New Roman"/>
           <w:b/>
           <w:i w:val="0"/>
           <w:sz w:val="28"/>
+          <w:lang w:val="ru-RU"/>
         </w:rPr>
-        <w:t>5. Контрольные вопросы</w:t>
+        <w:t>5. Файлы проекта</w:t>
       </w:r>
     </w:p>
     <w:p>
       <w:pPr>
         <w:spacing w:before="0" w:after="120" w:line="240" w:lineRule="auto"/>
-        <w:ind w:firstLine="567"/>
+        <w:ind w:firstLine="567" w:left="0"/>
         <w:jc w:val="both"/>
+        <w:rPr>
+          <w:lang w:val="ru-RU"/>
+        </w:rPr>
       </w:pPr>
       <w:r>
         <w:rPr>
-          <w:rFonts w:ascii="Times New Roman" w:hAnsi="Times New Roman" w:eastAsia="Times New Roman"/>
+          <w:rFonts w:ascii="Times New Roman" w:hAnsi="Times New Roman" w:eastAsia="Times New Roman" w:cs="Times New Roman"/>
+          <w:b w:val="0"/>
+          <w:i w:val="0"/>
+          <w:sz w:val="28"/>
+          <w:lang w:val="ru-RU"/>
+        </w:rPr>
+        <w:t>Файлы index.html, Dockerfile, docker-compose.yml и README.md лежат в папке лабораторной. На ветке main зафиксирован README, на ветке feature/docker-tasks — конфигурация Docker.</w:t>
+      </w:r>
+    </w:p>
+    <w:p>
+      <w:pPr>
+        <w:spacing w:before="120" w:after="0" w:line="240" w:lineRule="auto"/>
+        <w:ind w:firstLine="0" w:left="0"/>
+        <w:jc w:val="center"/>
+        <w:rPr>
+          <w:lang w:val="ru-RU"/>
+        </w:rPr>
+      </w:pPr>
+      <w:r>
+        <w:drawing>
+          <wp:inline xmlns:a="http://schemas.openxmlformats.org/drawingml/2006/main" xmlns:pic="http://schemas.openxmlformats.org/drawingml/2006/picture">
+            <wp:extent cx="5903999" cy="848276"/>
+            <wp:docPr id="9" name="Picture 9"/>
+            <wp:cNvGraphicFramePr>
+              <a:graphicFrameLocks noChangeAspect="1"/>
+            </wp:cNvGraphicFramePr>
+            <a:graphic>
+              <a:graphicData uri="http://schemas.openxmlformats.org/drawingml/2006/picture">
+                <pic:pic>
+                  <pic:nvPicPr>
+                    <pic:cNvPr id="0" name="fig9.png"/>
+                    <pic:cNvPicPr/>
+                  </pic:nvPicPr>
+                  <pic:blipFill>
+                    <a:blip r:embed="rId17"/>
+                    <a:stretch>
+                      <a:fillRect/>
+                    </a:stretch>
+                  </pic:blipFill>
+                  <pic:spPr>
+                    <a:xfrm>
+                      <a:off x="0" y="0"/>
+                      <a:ext cx="5903999" cy="848276"/>
+                    </a:xfrm>
+                    <a:prstGeom prst="rect"/>
+                  </pic:spPr>
+                </pic:pic>
+              </a:graphicData>
+            </a:graphic>
+          </wp:inline>
+        </w:drawing>
+      </w:r>
+    </w:p>
+    <w:p>
+      <w:pPr>
+        <w:spacing w:before="80" w:after="160" w:line="240" w:lineRule="auto"/>
+        <w:ind w:firstLine="0" w:left="0"/>
+        <w:jc w:val="center"/>
+        <w:rPr>
+          <w:lang w:val="ru-RU"/>
+        </w:rPr>
+      </w:pPr>
+      <w:r>
+        <w:rPr>
+          <w:rFonts w:ascii="Times New Roman" w:hAnsi="Times New Roman" w:eastAsia="Times New Roman" w:cs="Times New Roman"/>
+          <w:b/>
+          <w:i w:val="0"/>
+          <w:sz w:val="24"/>
+          <w:lang w:val="ru-RU"/>
+        </w:rPr>
+        <w:t>Рисунок 9 – Коммиты в репозитории</w:t>
+      </w:r>
+    </w:p>
+    <w:p>
+      <w:pPr>
+        <w:spacing w:before="240" w:after="120" w:line="240" w:lineRule="auto"/>
+        <w:ind w:firstLine="0" w:left="0"/>
+        <w:jc w:val="left"/>
+        <w:rPr>
+          <w:lang w:val="ru-RU"/>
+        </w:rPr>
+      </w:pPr>
+      <w:r>
+        <w:rPr>
+          <w:rFonts w:ascii="Times New Roman" w:hAnsi="Times New Roman" w:eastAsia="Times New Roman" w:cs="Times New Roman"/>
           <w:b/>
           <w:i w:val="0"/>
           <w:sz w:val="28"/>
+          <w:lang w:val="ru-RU"/>
+        </w:rPr>
+        <w:t>6. Контрольные вопросы</w:t>
+      </w:r>
+    </w:p>
+    <w:p>
+      <w:pPr>
+        <w:spacing w:before="0" w:after="120" w:line="240" w:lineRule="auto"/>
+        <w:ind w:firstLine="567" w:left="0"/>
+        <w:jc w:val="both"/>
+        <w:rPr>
+          <w:lang w:val="ru-RU"/>
+        </w:rPr>
+      </w:pPr>
+      <w:r>
+        <w:rPr>
+          <w:rFonts w:ascii="Times New Roman" w:hAnsi="Times New Roman" w:eastAsia="Times New Roman" w:cs="Times New Roman"/>
+          <w:b/>
+          <w:i w:val="0"/>
+          <w:sz w:val="28"/>
+          <w:lang w:val="ru-RU"/>
         </w:rPr>
         <w:t xml:space="preserve">1. </w:t>
       </w:r>
       <w:r>
         <w:rPr>
-          <w:rFonts w:ascii="Times New Roman" w:hAnsi="Times New Roman" w:eastAsia="Times New Roman"/>
+          <w:rFonts w:ascii="Times New Roman" w:hAnsi="Times New Roman" w:eastAsia="Times New Roman" w:cs="Times New Roman"/>
           <w:b w:val="0"/>
           <w:i w:val="0"/>
           <w:sz w:val="28"/>
+          <w:lang w:val="ru-RU"/>
         </w:rPr>
         <w:t>В чем принципиальное отличие Docker-контейнера от классической виртуальной машины?</w:t>
       </w:r>
@@ -993,15 +1071,19 @@
     <w:p>
       <w:pPr>
         <w:spacing w:before="0" w:after="120" w:line="240" w:lineRule="auto"/>
-        <w:ind w:firstLine="567"/>
+        <w:ind w:firstLine="567" w:left="0"/>
         <w:jc w:val="both"/>
+        <w:rPr>
+          <w:lang w:val="ru-RU"/>
+        </w:rPr>
       </w:pPr>
       <w:r>
         <w:rPr>
-          <w:rFonts w:ascii="Times New Roman" w:hAnsi="Times New Roman" w:eastAsia="Times New Roman"/>
+          <w:rFonts w:ascii="Times New Roman" w:hAnsi="Times New Roman" w:eastAsia="Times New Roman" w:cs="Times New Roman"/>
           <w:b w:val="0"/>
           <w:i w:val="0"/>
           <w:sz w:val="28"/>
+          <w:lang w:val="ru-RU"/>
         </w:rPr>
         <w:t>Контейнер работает на ядре операционной системы хоста и не содержит отдельной гостевой ОС. Виртуальная машина запускает свою ОС через гипервизор, поэтому она тяжелее и дольше стартует.</w:t>
       </w:r>
@@ -1009,24 +1091,29 @@
     <w:p>
       <w:pPr>
         <w:spacing w:before="0" w:after="120" w:line="240" w:lineRule="auto"/>
-        <w:ind w:firstLine="567"/>
+        <w:ind w:firstLine="567" w:left="0"/>
         <w:jc w:val="both"/>
+        <w:rPr>
+          <w:lang w:val="ru-RU"/>
+        </w:rPr>
       </w:pPr>
       <w:r>
         <w:rPr>
-          <w:rFonts w:ascii="Times New Roman" w:hAnsi="Times New Roman" w:eastAsia="Times New Roman"/>
+          <w:rFonts w:ascii="Times New Roman" w:hAnsi="Times New Roman" w:eastAsia="Times New Roman" w:cs="Times New Roman"/>
           <w:b/>
           <w:i w:val="0"/>
           <w:sz w:val="28"/>
+          <w:lang w:val="ru-RU"/>
         </w:rPr>
         <w:t xml:space="preserve">2. </w:t>
       </w:r>
       <w:r>
         <w:rPr>
-          <w:rFonts w:ascii="Times New Roman" w:hAnsi="Times New Roman" w:eastAsia="Times New Roman"/>
+          <w:rFonts w:ascii="Times New Roman" w:hAnsi="Times New Roman" w:eastAsia="Times New Roman" w:cs="Times New Roman"/>
           <w:b w:val="0"/>
           <w:i w:val="0"/>
           <w:sz w:val="28"/>
+          <w:lang w:val="ru-RU"/>
         </w:rPr>
         <w:t>Для чего в команде docker run применяются ключи -d и -p?</w:t>
       </w:r>
@@ -1034,15 +1121,19 @@
     <w:p>
       <w:pPr>
         <w:spacing w:before="0" w:after="120" w:line="240" w:lineRule="auto"/>
-        <w:ind w:firstLine="567"/>
+        <w:ind w:firstLine="567" w:left="0"/>
         <w:jc w:val="both"/>
+        <w:rPr>
+          <w:lang w:val="ru-RU"/>
+        </w:rPr>
       </w:pPr>
       <w:r>
         <w:rPr>
-          <w:rFonts w:ascii="Times New Roman" w:hAnsi="Times New Roman" w:eastAsia="Times New Roman"/>
+          <w:rFonts w:ascii="Times New Roman" w:hAnsi="Times New Roman" w:eastAsia="Times New Roman" w:cs="Times New Roman"/>
           <w:b w:val="0"/>
           <w:i w:val="0"/>
           <w:sz w:val="28"/>
+          <w:lang w:val="ru-RU"/>
         </w:rPr>
         <w:t>-d запускает контейнер в фоновом режиме. -p публикует порт контейнера на порт хоста. В работе использовалось -p 8080:80: снаружи порт 8080, внутри контейнера порт 80.</w:t>
       </w:r>
@@ -1050,24 +1141,29 @@
     <w:p>
       <w:pPr>
         <w:spacing w:before="0" w:after="120" w:line="240" w:lineRule="auto"/>
-        <w:ind w:firstLine="567"/>
+        <w:ind w:firstLine="567" w:left="0"/>
         <w:jc w:val="both"/>
+        <w:rPr>
+          <w:lang w:val="ru-RU"/>
+        </w:rPr>
       </w:pPr>
       <w:r>
         <w:rPr>
-          <w:rFonts w:ascii="Times New Roman" w:hAnsi="Times New Roman" w:eastAsia="Times New Roman"/>
+          <w:rFonts w:ascii="Times New Roman" w:hAnsi="Times New Roman" w:eastAsia="Times New Roman" w:cs="Times New Roman"/>
           <w:b/>
           <w:i w:val="0"/>
           <w:sz w:val="28"/>
+          <w:lang w:val="ru-RU"/>
         </w:rPr>
         <w:t xml:space="preserve">3. </w:t>
       </w:r>
       <w:r>
         <w:rPr>
-          <w:rFonts w:ascii="Times New Roman" w:hAnsi="Times New Roman" w:eastAsia="Times New Roman"/>
+          <w:rFonts w:ascii="Times New Roman" w:hAnsi="Times New Roman" w:eastAsia="Times New Roman" w:cs="Times New Roman"/>
           <w:b w:val="0"/>
           <w:i w:val="0"/>
           <w:sz w:val="28"/>
+          <w:lang w:val="ru-RU"/>
         </w:rPr>
         <w:t>Какая директива в Dockerfile отвечает за перенос файлов с компьютера разработчика внутрь создаваемого образа?</w:t>
       </w:r>
@@ -1075,15 +1171,19 @@
     <w:p>
       <w:pPr>
         <w:spacing w:before="0" w:after="120" w:line="240" w:lineRule="auto"/>
-        <w:ind w:firstLine="567"/>
+        <w:ind w:firstLine="567" w:left="0"/>
         <w:jc w:val="both"/>
+        <w:rPr>
+          <w:lang w:val="ru-RU"/>
+        </w:rPr>
       </w:pPr>
       <w:r>
         <w:rPr>
-          <w:rFonts w:ascii="Times New Roman" w:hAnsi="Times New Roman" w:eastAsia="Times New Roman"/>
+          <w:rFonts w:ascii="Times New Roman" w:hAnsi="Times New Roman" w:eastAsia="Times New Roman" w:cs="Times New Roman"/>
           <w:b w:val="0"/>
           <w:i w:val="0"/>
           <w:sz w:val="28"/>
+          <w:lang w:val="ru-RU"/>
         </w:rPr>
         <w:t>COPY. В образе transport-app этой директивой копируется index.html.</w:t>
       </w:r>
@@ -1091,24 +1191,29 @@
     <w:p>
       <w:pPr>
         <w:spacing w:before="0" w:after="120" w:line="240" w:lineRule="auto"/>
-        <w:ind w:firstLine="567"/>
+        <w:ind w:firstLine="567" w:left="0"/>
         <w:jc w:val="both"/>
+        <w:rPr>
+          <w:lang w:val="ru-RU"/>
+        </w:rPr>
       </w:pPr>
       <w:r>
         <w:rPr>
-          <w:rFonts w:ascii="Times New Roman" w:hAnsi="Times New Roman" w:eastAsia="Times New Roman"/>
+          <w:rFonts w:ascii="Times New Roman" w:hAnsi="Times New Roman" w:eastAsia="Times New Roman" w:cs="Times New Roman"/>
           <w:b/>
           <w:i w:val="0"/>
           <w:sz w:val="28"/>
+          <w:lang w:val="ru-RU"/>
         </w:rPr>
         <w:t xml:space="preserve">4. </w:t>
       </w:r>
       <w:r>
         <w:rPr>
-          <w:rFonts w:ascii="Times New Roman" w:hAnsi="Times New Roman" w:eastAsia="Times New Roman"/>
+          <w:rFonts w:ascii="Times New Roman" w:hAnsi="Times New Roman" w:eastAsia="Times New Roman" w:cs="Times New Roman"/>
           <w:b w:val="0"/>
           <w:i w:val="0"/>
           <w:sz w:val="28"/>
+          <w:lang w:val="ru-RU"/>
         </w:rPr>
         <w:t>Почему в задании 1 использовалось монтирование тома (флаг -v), а в задании 2 — команда COPY?</w:t>
       </w:r>
@@ -1116,15 +1221,19 @@
     <w:p>
       <w:pPr>
         <w:spacing w:before="0" w:after="120" w:line="240" w:lineRule="auto"/>
-        <w:ind w:firstLine="567"/>
+        <w:ind w:firstLine="567" w:left="0"/>
         <w:jc w:val="both"/>
+        <w:rPr>
+          <w:lang w:val="ru-RU"/>
+        </w:rPr>
       </w:pPr>
       <w:r>
         <w:rPr>
-          <w:rFonts w:ascii="Times New Roman" w:hAnsi="Times New Roman" w:eastAsia="Times New Roman"/>
+          <w:rFonts w:ascii="Times New Roman" w:hAnsi="Times New Roman" w:eastAsia="Times New Roman" w:cs="Times New Roman"/>
           <w:b w:val="0"/>
           <w:i w:val="0"/>
           <w:sz w:val="28"/>
+          <w:lang w:val="ru-RU"/>
         </w:rPr>
         <w:t>Флаг -v подключает папку с хоста в контейнер. Файл можно менять, и Nginx сразу отдает новую версию, образ пересобирать не нужно. COPY записывает файл в образ во время docker build. После сборки контейнер не зависит от файла на хосте: страница уже лежит внутри образа.</w:t>
       </w:r>
@@ -1132,24 +1241,29 @@
     <w:p>
       <w:pPr>
         <w:spacing w:before="0" w:after="120" w:line="240" w:lineRule="auto"/>
-        <w:ind w:firstLine="567"/>
+        <w:ind w:firstLine="567" w:left="0"/>
         <w:jc w:val="both"/>
+        <w:rPr>
+          <w:lang w:val="ru-RU"/>
+        </w:rPr>
       </w:pPr>
       <w:r>
         <w:rPr>
-          <w:rFonts w:ascii="Times New Roman" w:hAnsi="Times New Roman" w:eastAsia="Times New Roman"/>
+          <w:rFonts w:ascii="Times New Roman" w:hAnsi="Times New Roman" w:eastAsia="Times New Roman" w:cs="Times New Roman"/>
           <w:b/>
           <w:i w:val="0"/>
           <w:sz w:val="28"/>
+          <w:lang w:val="ru-RU"/>
         </w:rPr>
         <w:t xml:space="preserve">5. </w:t>
       </w:r>
       <w:r>
         <w:rPr>
-          <w:rFonts w:ascii="Times New Roman" w:hAnsi="Times New Roman" w:eastAsia="Times New Roman"/>
+          <w:rFonts w:ascii="Times New Roman" w:hAnsi="Times New Roman" w:eastAsia="Times New Roman" w:cs="Times New Roman"/>
           <w:b w:val="0"/>
           <w:i w:val="0"/>
           <w:sz w:val="28"/>
+          <w:lang w:val="ru-RU"/>
         </w:rPr>
         <w:t>Какую функцию выполняет директива depends_on в файле docker-compose.yml?</w:t>
       </w:r>
@@ -1157,15 +1271,19 @@
     <w:p>
       <w:pPr>
         <w:spacing w:before="0" w:after="120" w:line="240" w:lineRule="auto"/>
-        <w:ind w:firstLine="567"/>
+        <w:ind w:firstLine="567" w:left="0"/>
         <w:jc w:val="both"/>
+        <w:rPr>
+          <w:lang w:val="ru-RU"/>
+        </w:rPr>
       </w:pPr>
       <w:r>
         <w:rPr>
-          <w:rFonts w:ascii="Times New Roman" w:hAnsi="Times New Roman" w:eastAsia="Times New Roman"/>
+          <w:rFonts w:ascii="Times New Roman" w:hAnsi="Times New Roman" w:eastAsia="Times New Roman" w:cs="Times New Roman"/>
           <w:b w:val="0"/>
           <w:i w:val="0"/>
           <w:sz w:val="28"/>
+          <w:lang w:val="ru-RU"/>
         </w:rPr>
         <w:t>Она задает порядок запуска. Сервис web стартует после сервиса cache. Это не проверка того, что Redis уже принимает команды, а только порядок старта контейнеров.</w:t>
       </w:r>
@@ -1173,24 +1291,29 @@
     <w:p>
       <w:pPr>
         <w:spacing w:before="0" w:after="120" w:line="240" w:lineRule="auto"/>
-        <w:ind w:firstLine="567"/>
+        <w:ind w:firstLine="567" w:left="0"/>
         <w:jc w:val="both"/>
+        <w:rPr>
+          <w:lang w:val="ru-RU"/>
+        </w:rPr>
       </w:pPr>
       <w:r>
         <w:rPr>
-          <w:rFonts w:ascii="Times New Roman" w:hAnsi="Times New Roman" w:eastAsia="Times New Roman"/>
+          <w:rFonts w:ascii="Times New Roman" w:hAnsi="Times New Roman" w:eastAsia="Times New Roman" w:cs="Times New Roman"/>
           <w:b/>
           <w:i w:val="0"/>
           <w:sz w:val="28"/>
+          <w:lang w:val="ru-RU"/>
         </w:rPr>
         <w:t xml:space="preserve">6. </w:t>
       </w:r>
       <w:r>
         <w:rPr>
-          <w:rFonts w:ascii="Times New Roman" w:hAnsi="Times New Roman" w:eastAsia="Times New Roman"/>
+          <w:rFonts w:ascii="Times New Roman" w:hAnsi="Times New Roman" w:eastAsia="Times New Roman" w:cs="Times New Roman"/>
           <w:b w:val="0"/>
           <w:i w:val="0"/>
           <w:sz w:val="28"/>
+          <w:lang w:val="ru-RU"/>
         </w:rPr>
         <w:t>Что произойдет при выполнении команды docker compose down в директории с проектом?</w:t>
       </w:r>
@@ -1198,15 +1321,19 @@
     <w:p>
       <w:pPr>
         <w:spacing w:before="0" w:after="120" w:line="240" w:lineRule="auto"/>
-        <w:ind w:firstLine="567"/>
+        <w:ind w:firstLine="567" w:left="0"/>
         <w:jc w:val="both"/>
+        <w:rPr>
+          <w:lang w:val="ru-RU"/>
+        </w:rPr>
       </w:pPr>
       <w:r>
         <w:rPr>
-          <w:rFonts w:ascii="Times New Roman" w:hAnsi="Times New Roman" w:eastAsia="Times New Roman"/>
+          <w:rFonts w:ascii="Times New Roman" w:hAnsi="Times New Roman" w:eastAsia="Times New Roman" w:cs="Times New Roman"/>
           <w:b w:val="0"/>
           <w:i w:val="0"/>
           <w:sz w:val="28"/>
+          <w:lang w:val="ru-RU"/>
         </w:rPr>
         <w:t>Команда остановит и удалит контейнеры стека и сеть, которую создал compose up. Образы transport-app и redis:alpine останутся на машине. Отдельных именованных томов в этом файле нет.</w:t>
       </w:r>
@@ -1214,15 +1341,19 @@
     <w:p>
       <w:pPr>
         <w:spacing w:before="240" w:after="120" w:line="240" w:lineRule="auto"/>
-        <w:ind w:firstLine="0"/>
+        <w:ind w:firstLine="0" w:left="0"/>
         <w:jc w:val="left"/>
+        <w:rPr>
+          <w:lang w:val="ru-RU"/>
+        </w:rPr>
       </w:pPr>
       <w:r>
         <w:rPr>
-          <w:rFonts w:ascii="Times New Roman" w:hAnsi="Times New Roman" w:eastAsia="Times New Roman"/>
+          <w:rFonts w:ascii="Times New Roman" w:hAnsi="Times New Roman" w:eastAsia="Times New Roman" w:cs="Times New Roman"/>
           <w:b/>
           <w:i w:val="0"/>
           <w:sz w:val="28"/>
+          <w:lang w:val="ru-RU"/>
         </w:rPr>
         <w:t>Вывод</w:t>
       </w:r>
@@ -1230,17 +1361,41 @@
     <w:p>
       <w:pPr>
         <w:spacing w:before="0" w:after="120" w:line="240" w:lineRule="auto"/>
-        <w:ind w:firstLine="567"/>
+        <w:ind w:firstLine="567" w:left="0"/>
         <w:jc w:val="both"/>
+        <w:rPr>
+          <w:lang w:val="ru-RU"/>
+        </w:rPr>
       </w:pPr>
       <w:r>
         <w:rPr>
-          <w:rFonts w:ascii="Times New Roman" w:hAnsi="Times New Roman" w:eastAsia="Times New Roman"/>
+          <w:rFonts w:ascii="Times New Roman" w:hAnsi="Times New Roman" w:eastAsia="Times New Roman" w:cs="Times New Roman"/>
           <w:b w:val="0"/>
           <w:i w:val="0"/>
           <w:sz w:val="28"/>
+          <w:lang w:val="ru-RU"/>
         </w:rPr>
         <w:t>Установлен и проверен Docker, запущен готовый контейнер Nginx и остановлен по идентификатору. Своя HTML-страница отдана и через том, и из собственного образа transport-app. Через Docker Compose подняты два связанных сервиса: веб-сервер и Redis. Страница системы доступна по адресу http://127.0.0.1:8080/, Redis отвечает PONG.</w:t>
+      </w:r>
+    </w:p>
+    <w:p>
+      <w:pPr>
+        <w:spacing w:before="240" w:after="0" w:line="240" w:lineRule="auto"/>
+        <w:ind w:firstLine="0" w:left="0"/>
+        <w:jc w:val="right"/>
+        <w:rPr>
+          <w:lang w:val="ru-RU"/>
+        </w:rPr>
+      </w:pPr>
+      <w:r>
+        <w:rPr>
+          <w:rFonts w:ascii="Times New Roman" w:hAnsi="Times New Roman" w:eastAsia="Times New Roman" w:cs="Times New Roman"/>
+          <w:b w:val="0"/>
+          <w:i w:val="0"/>
+          <w:sz w:val="28"/>
+          <w:lang w:val="ru-RU"/>
+        </w:rPr>
+        <w:t>Калинина Ирина, группа ГИ-41</w:t>
       </w:r>
     </w:p>
     <w:sectPr>
@@ -1616,12 +1771,10 @@
     <w:name w:val="Normal"/>
     <w:qFormat/>
     <w:rsid w:val="00FC693F"/>
-    <w:pPr>
-      <w:spacing w:after="120" w:line="240" w:lineRule="auto"/>
-    </w:pPr>
     <w:rPr>
-      <w:rFonts w:ascii="Times New Roman" w:hAnsi="Times New Roman" w:eastAsia="Times New Roman"/>
+      <w:rFonts w:ascii="Times New Roman" w:hAnsi="Times New Roman" w:eastAsia="Times New Roman" w:cs="Times New Roman"/>
       <w:sz w:val="28"/>
+      <w:szCs w:val="28"/>
     </w:rPr>
   </w:style>
   <w:style w:type="paragraph" w:styleId="Header">

--- a/KalininaLabs/КалининаЛаб3.docx
+++ b/KalininaLabs/КалининаЛаб3.docx
@@ -943,15 +943,51 @@
           <w:lang w:val="ru-RU"/>
         </w:rPr>
       </w:pPr>
+      <w:r/>
       <w:r>
         <w:rPr>
-          <w:rFonts w:ascii="Times New Roman" w:hAnsi="Times New Roman" w:eastAsia="Times New Roman" w:cs="Times New Roman"/>
+          <w:rFonts w:ascii="Times New Roman" w:hAnsi="Times New Roman" w:cs="Times New Roman" w:eastAsia="Times New Roman"/>
           <w:b w:val="0"/>
-          <w:i w:val="0"/>
+          <w:color w:val="000000"/>
           <w:sz w:val="28"/>
-          <w:lang w:val="ru-RU"/>
         </w:rPr>
-        <w:t>Файлы index.html, Dockerfile, docker-compose.yml и README.md лежат в папке лабораторной. На ветке main зафиксирован README, на ветке feature/docker-tasks — конфигурация Docker.</w:t>
+        <w:t xml:space="preserve">Файлы index.html, Dockerfile, docker-compose.yml и README.md лежат в папке Лабораторная_работа_3_Docker на ветке task3: </w:t>
+      </w:r>
+      <w:r>
+        <w:rPr>
+          <w:rFonts w:ascii="Times New Roman" w:hAnsi="Times New Roman" w:cs="Times New Roman" w:eastAsia="Times New Roman"/>
+          <w:b w:val="0"/>
+          <w:color w:val="000000"/>
+          <w:sz w:val="28"/>
+        </w:rPr>
+        <w:t>https://github.com/KalininaIrina/KozlovLabs/tree/task3</w:t>
+      </w:r>
+      <w:r>
+        <w:rPr>
+          <w:rFonts w:ascii="Times New Roman" w:hAnsi="Times New Roman" w:cs="Times New Roman" w:eastAsia="Times New Roman"/>
+          <w:b w:val="0"/>
+          <w:color w:val="000000"/>
+          <w:sz w:val="28"/>
+        </w:rPr>
+        <w:t xml:space="preserve">. Pull request: </w:t>
+      </w:r>
+      <w:r>
+        <w:rPr>
+          <w:rFonts w:ascii="Times New Roman" w:hAnsi="Times New Roman" w:cs="Times New Roman" w:eastAsia="Times New Roman"/>
+          <w:b w:val="0"/>
+          <w:color w:val="000000"/>
+          <w:sz w:val="28"/>
+        </w:rPr>
+        <w:t>https://github.com/KalininaIrina/KozlovLabs/pull/3</w:t>
+      </w:r>
+      <w:r>
+        <w:rPr>
+          <w:rFonts w:ascii="Times New Roman" w:hAnsi="Times New Roman" w:cs="Times New Roman" w:eastAsia="Times New Roman"/>
+          <w:b w:val="0"/>
+          <w:color w:val="000000"/>
+          <w:sz w:val="28"/>
+        </w:rPr>
+        <w:t>.</w:t>
       </w:r>
     </w:p>
     <w:p>
